--- a/app/static/docs/Moje OPR.docx
+++ b/app/static/docs/Moje OPR.docx
@@ -1763,7 +1763,91 @@
           <w:sz w:val="18"/>
           <w:szCs w:val="18"/>
         </w:rPr>
-        <w:t xml:space="preserve"> Może być dołączony do dowolnego oddziału. Może wykonywać testy przegrupowania za cały oddział, ale musi korzystać z jego obrony, dopóki wszystkie inne modele nie zostaną zabite. Podczas sprawdzania zdolności i rozmiaru traktowany jest jakby miał wytrzymałość mniejszą o 3, do minimum 1.</w:t>
+        <w:t xml:space="preserve"> Może być dołączony do dowolnego oddziału</w:t>
+      </w:r>
+      <w:r>
+        <w:rPr>
+          <w:sz w:val="18"/>
+          <w:szCs w:val="18"/>
+        </w:rPr>
+        <w:t xml:space="preserve"> z którym dzieli pozostałe zdolności pasywne</w:t>
+      </w:r>
+      <w:r>
+        <w:rPr>
+          <w:sz w:val="18"/>
+          <w:szCs w:val="18"/>
+        </w:rPr>
+        <w:t xml:space="preserve">. Może wykonywać testy przegrupowania za cały oddział, ale musi korzystać z jego obrony, dopóki </w:t>
+      </w:r>
+      <w:r>
+        <w:rPr>
+          <w:sz w:val="18"/>
+          <w:szCs w:val="18"/>
+        </w:rPr>
+        <w:t>są w nim inne modele</w:t>
+      </w:r>
+      <w:r>
+        <w:rPr>
+          <w:sz w:val="18"/>
+          <w:szCs w:val="18"/>
+        </w:rPr>
+        <w:t xml:space="preserve">. </w:t>
+      </w:r>
+      <w:r>
+        <w:rPr>
+          <w:sz w:val="18"/>
+          <w:szCs w:val="18"/>
+        </w:rPr>
+        <w:t>Jego</w:t>
+      </w:r>
+      <w:r>
+        <w:rPr>
+          <w:sz w:val="18"/>
+          <w:szCs w:val="18"/>
+        </w:rPr>
+        <w:t xml:space="preserve"> rozmiar</w:t>
+      </w:r>
+      <w:r>
+        <w:rPr>
+          <w:sz w:val="18"/>
+          <w:szCs w:val="18"/>
+        </w:rPr>
+        <w:t xml:space="preserve"> jest </w:t>
+      </w:r>
+      <w:r>
+        <w:rPr>
+          <w:sz w:val="18"/>
+          <w:szCs w:val="18"/>
+        </w:rPr>
+        <w:t xml:space="preserve">traktowany  jakby miał </w:t>
+      </w:r>
+      <w:r>
+        <w:rPr>
+          <w:sz w:val="18"/>
+          <w:szCs w:val="18"/>
+        </w:rPr>
+        <w:t>2 razy mniejsz</w:t>
+      </w:r>
+      <w:r>
+        <w:rPr>
+          <w:sz w:val="18"/>
+          <w:szCs w:val="18"/>
+        </w:rPr>
+        <w:t>ą</w:t>
+      </w:r>
+      <w:r>
+        <w:rPr>
+          <w:sz w:val="18"/>
+          <w:szCs w:val="18"/>
+        </w:rPr>
+        <w:t xml:space="preserve"> wytrzymałość</w:t>
+      </w:r>
+      <w:r>
+        <w:rPr>
+          <w:sz w:val="18"/>
+          <w:szCs w:val="18"/>
+        </w:rPr>
+        <w:t>.</w:t>
       </w:r>
     </w:p>
     <w:p>
@@ -2680,31 +2764,6 @@
           <w:sz w:val="18"/>
           <w:szCs w:val="18"/>
         </w:rPr>
-        <w:t>Delikatny:</w:t>
-      </w:r>
-      <w:r>
-        <w:rPr>
-          <w:sz w:val="18"/>
-          <w:szCs w:val="18"/>
-        </w:rPr>
-        <w:t xml:space="preserve"> Podczas testów obrony naturalna 6 nie oznacza automatycznego sukcesu.</w:t>
-      </w:r>
-    </w:p>
-    <w:p>
-      <w:pPr>
-        <w:spacing w:after="0"/>
-        <w:rPr>
-          <w:sz w:val="18"/>
-          <w:szCs w:val="18"/>
-        </w:rPr>
-      </w:pPr>
-      <w:r>
-        <w:rPr>
-          <w:b/>
-          <w:bCs/>
-          <w:sz w:val="18"/>
-          <w:szCs w:val="18"/>
-        </w:rPr>
         <w:t>Niewrażliwy:</w:t>
       </w:r>
       <w:r>
@@ -2956,14 +3015,14 @@
           <w:sz w:val="18"/>
           <w:szCs w:val="18"/>
         </w:rPr>
-        <w:t xml:space="preserve">. Jeżeli transporter </w:t>
-      </w:r>
-      <w:r>
-        <w:rPr>
-          <w:sz w:val="18"/>
-          <w:szCs w:val="18"/>
-        </w:rPr>
-        <w:t>zostanie zniszczony, przed jego zdjęciem każdy odział do niego przypisany zostaje rozstawiony jak wyżej, zostaje przyszpilony i wykonuje test jakości. W przypadku porażki zostaje wyczerpany i wykonuje test trudnego terenu. Odział który spełnia warunki rozstawienia z transportera, jako akcję możesz zostać zdjęty z planszy i do niego przypisany.</w:t>
+        <w:t xml:space="preserve">. Jeżeli transporter zostanie zniszczony, przed jego zdjęciem każdy odział do niego przypisany zostaje rozstawiony jak wyżej, zostaje przyszpilony i wykonuje test jakości. W przypadku porażki zostaje wyczerpany </w:t>
+      </w:r>
+      <w:r>
+        <w:rPr>
+          <w:sz w:val="18"/>
+          <w:szCs w:val="18"/>
+        </w:rPr>
+        <w:t>i wykonuje test trudnego terenu. Odział który spełnia warunki rozstawienia z transportera, jako akcję możesz zostać zdjęty z planszy i do niego przypisany.</w:t>
       </w:r>
     </w:p>
     <w:p>
@@ -3052,7 +3111,21 @@
           <w:sz w:val="18"/>
           <w:szCs w:val="18"/>
         </w:rPr>
-        <w:t>do maksymalnie 6. Magowie w oddziale współdzielą żetony. Wydaj tyle żetonów, ile wynosi koszt czaru i r</w:t>
+        <w:t xml:space="preserve">do maksymalnie </w:t>
+      </w:r>
+      <w:r>
+        <w:rPr>
+          <w:sz w:val="18"/>
+          <w:szCs w:val="18"/>
+        </w:rPr>
+        <w:t>2X</w:t>
+      </w:r>
+      <w:r>
+        <w:rPr>
+          <w:sz w:val="18"/>
+          <w:szCs w:val="18"/>
+        </w:rPr>
+        <w:t>. Magowie w oddziale współdzielą żetony. Wydaj tyle żetonów, ile wynosi koszt czaru i r</w:t>
       </w:r>
       <w:r>
         <w:rPr>
@@ -3108,126 +3181,7 @@
           <w:sz w:val="18"/>
           <w:szCs w:val="18"/>
         </w:rPr>
-        <w:t>. Jedna próba na czar na aktywacje. Magowie</w:t>
-      </w:r>
-      <w:r>
-        <w:rPr>
-          <w:sz w:val="18"/>
-          <w:szCs w:val="18"/>
-        </w:rPr>
-        <w:t xml:space="preserve"> znajdując</w:t>
-      </w:r>
-      <w:r>
-        <w:rPr>
-          <w:sz w:val="18"/>
-          <w:szCs w:val="18"/>
-        </w:rPr>
-        <w:t>y</w:t>
-      </w:r>
-      <w:r>
-        <w:rPr>
-          <w:sz w:val="18"/>
-          <w:szCs w:val="18"/>
-        </w:rPr>
-        <w:t xml:space="preserve"> się w odległości do</w:t>
-      </w:r>
-      <w:r>
-        <w:rPr>
-          <w:sz w:val="18"/>
-          <w:szCs w:val="18"/>
-        </w:rPr>
-        <w:t xml:space="preserve"> </w:t>
-      </w:r>
-      <w:r>
-        <w:rPr>
-          <w:sz w:val="18"/>
-          <w:szCs w:val="18"/>
-        </w:rPr>
-        <w:t>18” i widz</w:t>
-      </w:r>
-      <w:r>
-        <w:rPr>
-          <w:sz w:val="18"/>
-          <w:szCs w:val="18"/>
-        </w:rPr>
-        <w:t>ący</w:t>
-      </w:r>
-      <w:r>
-        <w:rPr>
-          <w:sz w:val="18"/>
-          <w:szCs w:val="18"/>
-        </w:rPr>
-        <w:t xml:space="preserve"> maga</w:t>
-      </w:r>
-      <w:r>
-        <w:rPr>
-          <w:sz w:val="18"/>
-          <w:szCs w:val="18"/>
-        </w:rPr>
-        <w:t xml:space="preserve"> </w:t>
-      </w:r>
-      <w:r>
-        <w:rPr>
-          <w:sz w:val="18"/>
-          <w:szCs w:val="18"/>
-        </w:rPr>
-        <w:t xml:space="preserve">mogą jednocześnie przed rzutem wydać dowolną liczbę żetonów </w:t>
-      </w:r>
-      <w:r>
-        <w:rPr>
-          <w:sz w:val="18"/>
-          <w:szCs w:val="18"/>
-        </w:rPr>
-        <w:t>mocy</w:t>
-      </w:r>
-      <w:r>
-        <w:rPr>
-          <w:sz w:val="18"/>
-          <w:szCs w:val="18"/>
-        </w:rPr>
-        <w:t xml:space="preserve">, </w:t>
-      </w:r>
-      <w:r>
-        <w:rPr>
-          <w:sz w:val="18"/>
-          <w:szCs w:val="18"/>
-        </w:rPr>
-        <w:t>aby dać</w:t>
-      </w:r>
-      <w:r>
-        <w:rPr>
-          <w:sz w:val="18"/>
-          <w:szCs w:val="18"/>
-        </w:rPr>
-        <w:t xml:space="preserve"> +/-</w:t>
-      </w:r>
-      <w:r>
-        <w:rPr>
-          <w:sz w:val="18"/>
-          <w:szCs w:val="18"/>
-        </w:rPr>
-        <w:t xml:space="preserve">1 </w:t>
-      </w:r>
-      <w:r>
-        <w:rPr>
-          <w:sz w:val="18"/>
-          <w:szCs w:val="18"/>
-        </w:rPr>
-        <w:t xml:space="preserve">do rzutu </w:t>
-      </w:r>
-      <w:r>
-        <w:rPr>
-          <w:sz w:val="18"/>
-          <w:szCs w:val="18"/>
-        </w:rPr>
-        <w:t>z</w:t>
-      </w:r>
-      <w:r>
-        <w:rPr>
-          <w:sz w:val="18"/>
-          <w:szCs w:val="18"/>
-        </w:rPr>
-        <w:t>a każdy żeton.</w:t>
+        <w:t xml:space="preserve">. Jedna próba na czar na aktywacje. </w:t>
       </w:r>
     </w:p>
     <w:p>
@@ -4273,6 +4227,31 @@
           <w:sz w:val="18"/>
           <w:szCs w:val="18"/>
         </w:rPr>
+        <w:t>Delikatny:</w:t>
+      </w:r>
+      <w:r>
+        <w:rPr>
+          <w:sz w:val="18"/>
+          <w:szCs w:val="18"/>
+        </w:rPr>
+        <w:t xml:space="preserve"> Podczas testów obrony naturalna 6 nie oznacza automatycznego sukcesu.</w:t>
+      </w:r>
+    </w:p>
+    <w:p>
+      <w:pPr>
+        <w:spacing w:after="0"/>
+        <w:rPr>
+          <w:sz w:val="18"/>
+          <w:szCs w:val="18"/>
+        </w:rPr>
+      </w:pPr>
+      <w:r>
+        <w:rPr>
+          <w:b/>
+          <w:bCs/>
+          <w:sz w:val="18"/>
+          <w:szCs w:val="18"/>
+        </w:rPr>
         <w:t>Zemsta:</w:t>
       </w:r>
       <w:r>
@@ -5104,14 +5083,25 @@
           <w:szCs w:val="18"/>
         </w:rPr>
       </w:pPr>
-      <w:r>
-        <w:rPr>
-          <w:b/>
-          <w:bCs/>
-          <w:sz w:val="18"/>
-          <w:szCs w:val="18"/>
-        </w:rPr>
-        <w:t>Waagh!:</w:t>
+      <w:proofErr w:type="spellStart"/>
+      <w:r>
+        <w:rPr>
+          <w:b/>
+          <w:bCs/>
+          <w:sz w:val="18"/>
+          <w:szCs w:val="18"/>
+        </w:rPr>
+        <w:t>Waagh</w:t>
+      </w:r>
+      <w:proofErr w:type="spellEnd"/>
+      <w:r>
+        <w:rPr>
+          <w:b/>
+          <w:bCs/>
+          <w:sz w:val="18"/>
+          <w:szCs w:val="18"/>
+        </w:rPr>
+        <w:t>!:</w:t>
       </w:r>
       <w:r>
         <w:rPr>
@@ -8223,7 +8213,14 @@
                 <w:sz w:val="18"/>
                 <w:szCs w:val="18"/>
               </w:rPr>
-              <w:t>0,8</w:t>
+              <w:t>0,</w:t>
+            </w:r>
+            <w:r>
+              <w:rPr>
+                <w:sz w:val="18"/>
+                <w:szCs w:val="18"/>
+              </w:rPr>
+              <w:t>9</w:t>
             </w:r>
           </w:p>
         </w:tc>
@@ -8265,7 +8262,14 @@
                 <w:sz w:val="18"/>
                 <w:szCs w:val="18"/>
               </w:rPr>
-              <w:t>1,33</w:t>
+              <w:t>1,</w:t>
+            </w:r>
+            <w:r>
+              <w:rPr>
+                <w:sz w:val="18"/>
+                <w:szCs w:val="18"/>
+              </w:rPr>
+              <w:t>25</w:t>
             </w:r>
           </w:p>
         </w:tc>
@@ -8286,7 +8290,14 @@
                 <w:sz w:val="18"/>
                 <w:szCs w:val="18"/>
               </w:rPr>
-              <w:t>1,67</w:t>
+              <w:t>1,6</w:t>
+            </w:r>
+            <w:r>
+              <w:rPr>
+                <w:sz w:val="18"/>
+                <w:szCs w:val="18"/>
+              </w:rPr>
+              <w:t>5</w:t>
             </w:r>
           </w:p>
         </w:tc>
@@ -8308,6 +8319,13 @@
                 <w:szCs w:val="18"/>
               </w:rPr>
               <w:t>2</w:t>
+            </w:r>
+            <w:r>
+              <w:rPr>
+                <w:sz w:val="18"/>
+                <w:szCs w:val="18"/>
+              </w:rPr>
+              <w:t>,3</w:t>
             </w:r>
           </w:p>
         </w:tc>
@@ -8339,17 +8357,18 @@
           </w:tcPr>
           <w:p>
             <w:pPr>
-              <w:rPr>
-                <w:sz w:val="18"/>
-                <w:szCs w:val="18"/>
-              </w:rPr>
-            </w:pPr>
-            <w:r>
-              <w:rPr>
-                <w:sz w:val="18"/>
-                <w:szCs w:val="18"/>
-              </w:rPr>
-              <w:t>0,13</w:t>
+              <w:jc w:val="center"/>
+              <w:rPr>
+                <w:sz w:val="18"/>
+                <w:szCs w:val="18"/>
+              </w:rPr>
+            </w:pPr>
+            <w:r>
+              <w:rPr>
+                <w:sz w:val="18"/>
+                <w:szCs w:val="18"/>
+              </w:rPr>
+              <w:t>0,1</w:t>
             </w:r>
           </w:p>
         </w:tc>
@@ -8370,7 +8389,14 @@
                 <w:sz w:val="18"/>
                 <w:szCs w:val="18"/>
               </w:rPr>
-              <w:t>0,1</w:t>
+              <w:t>0,</w:t>
+            </w:r>
+            <w:r>
+              <w:rPr>
+                <w:sz w:val="18"/>
+                <w:szCs w:val="18"/>
+              </w:rPr>
+              <w:t>05</w:t>
             </w:r>
           </w:p>
         </w:tc>
@@ -8391,7 +8417,14 @@
                 <w:sz w:val="18"/>
                 <w:szCs w:val="18"/>
               </w:rPr>
-              <w:t>0,08</w:t>
+              <w:t>0,0</w:t>
+            </w:r>
+            <w:r>
+              <w:rPr>
+                <w:sz w:val="18"/>
+                <w:szCs w:val="18"/>
+              </w:rPr>
+              <w:t>5</w:t>
             </w:r>
           </w:p>
         </w:tc>
@@ -8412,7 +8445,14 @@
                 <w:sz w:val="18"/>
                 <w:szCs w:val="18"/>
               </w:rPr>
-              <w:t>0,07</w:t>
+              <w:t>0,0</w:t>
+            </w:r>
+            <w:r>
+              <w:rPr>
+                <w:sz w:val="18"/>
+                <w:szCs w:val="18"/>
+              </w:rPr>
+              <w:t>5</w:t>
             </w:r>
           </w:p>
         </w:tc>
@@ -8465,17 +8505,32 @@
           </w:tcPr>
           <w:p>
             <w:pPr>
-              <w:rPr>
-                <w:sz w:val="18"/>
-                <w:szCs w:val="18"/>
-              </w:rPr>
-            </w:pPr>
-            <w:r>
-              <w:rPr>
-                <w:sz w:val="18"/>
-                <w:szCs w:val="18"/>
-              </w:rPr>
-              <w:t>0,35</w:t>
+              <w:jc w:val="center"/>
+              <w:rPr>
+                <w:sz w:val="18"/>
+                <w:szCs w:val="18"/>
+              </w:rPr>
+            </w:pPr>
+            <w:r>
+              <w:rPr>
+                <w:sz w:val="18"/>
+                <w:szCs w:val="18"/>
+              </w:rPr>
+              <w:t>0,</w:t>
+            </w:r>
+            <w:r>
+              <w:rPr>
+                <w:sz w:val="18"/>
+                <w:szCs w:val="18"/>
+              </w:rPr>
+              <w:t>2</w:t>
+            </w:r>
+            <w:r>
+              <w:rPr>
+                <w:sz w:val="18"/>
+                <w:szCs w:val="18"/>
+              </w:rPr>
+              <w:t>5</w:t>
             </w:r>
           </w:p>
         </w:tc>
@@ -8576,12 +8631,21 @@
                 <w:szCs w:val="18"/>
               </w:rPr>
             </w:pPr>
-            <w:r>
-              <w:rPr>
-                <w:sz w:val="18"/>
-                <w:szCs w:val="18"/>
-              </w:rPr>
-              <w:t>Waagh (-)</w:t>
+            <w:proofErr w:type="spellStart"/>
+            <w:r>
+              <w:rPr>
+                <w:sz w:val="18"/>
+                <w:szCs w:val="18"/>
+              </w:rPr>
+              <w:t>Waagh</w:t>
+            </w:r>
+            <w:proofErr w:type="spellEnd"/>
+            <w:r>
+              <w:rPr>
+                <w:sz w:val="18"/>
+                <w:szCs w:val="18"/>
+              </w:rPr>
+              <w:t xml:space="preserve"> (-)</w:t>
             </w:r>
           </w:p>
         </w:tc>
@@ -8591,6 +8655,7 @@
           </w:tcPr>
           <w:p>
             <w:pPr>
+              <w:jc w:val="center"/>
               <w:rPr>
                 <w:sz w:val="18"/>
                 <w:szCs w:val="18"/>
@@ -8717,6 +8782,7 @@
           </w:tcPr>
           <w:p>
             <w:pPr>
+              <w:jc w:val="center"/>
               <w:rPr>
                 <w:sz w:val="18"/>
                 <w:szCs w:val="18"/>
@@ -8729,6 +8795,13 @@
               </w:rPr>
               <w:t>0,3</w:t>
             </w:r>
+            <w:r>
+              <w:rPr>
+                <w:sz w:val="18"/>
+                <w:szCs w:val="18"/>
+              </w:rPr>
+              <w:t>5</w:t>
+            </w:r>
           </w:p>
         </w:tc>
         <w:tc>
@@ -8748,7 +8821,14 @@
                 <w:sz w:val="18"/>
                 <w:szCs w:val="18"/>
               </w:rPr>
-              <w:t>0,38</w:t>
+              <w:t>0,</w:t>
+            </w:r>
+            <w:r>
+              <w:rPr>
+                <w:sz w:val="18"/>
+                <w:szCs w:val="18"/>
+              </w:rPr>
+              <w:t>4</w:t>
             </w:r>
           </w:p>
         </w:tc>
@@ -8790,7 +8870,14 @@
                 <w:sz w:val="18"/>
                 <w:szCs w:val="18"/>
               </w:rPr>
-              <w:t>0,62</w:t>
+              <w:t>0,6</w:t>
+            </w:r>
+            <w:r>
+              <w:rPr>
+                <w:sz w:val="18"/>
+                <w:szCs w:val="18"/>
+              </w:rPr>
+              <w:t>5</w:t>
             </w:r>
           </w:p>
         </w:tc>
@@ -8811,7 +8898,14 @@
                 <w:sz w:val="18"/>
                 <w:szCs w:val="18"/>
               </w:rPr>
-              <w:t>0,75</w:t>
+              <w:t>0,</w:t>
+            </w:r>
+            <w:r>
+              <w:rPr>
+                <w:sz w:val="18"/>
+                <w:szCs w:val="18"/>
+              </w:rPr>
+              <w:t>9</w:t>
             </w:r>
           </w:p>
         </w:tc>
@@ -9123,7 +9217,7 @@
                 <w:sz w:val="18"/>
                 <w:szCs w:val="18"/>
               </w:rPr>
-              <w:t>6</w:t>
+              <w:t>4</w:t>
             </w:r>
           </w:p>
         </w:tc>
@@ -9143,7 +9237,7 @@
                 <w:sz w:val="18"/>
                 <w:szCs w:val="18"/>
               </w:rPr>
-              <w:t>8</w:t>
+              <w:t>5</w:t>
             </w:r>
           </w:p>
         </w:tc>
@@ -9163,7 +9257,14 @@
                 <w:sz w:val="18"/>
                 <w:szCs w:val="18"/>
               </w:rPr>
-              <w:t>Chimera, Sentinel</w:t>
+              <w:t>Bo</w:t>
+            </w:r>
+            <w:r>
+              <w:rPr>
+                <w:sz w:val="18"/>
+                <w:szCs w:val="18"/>
+              </w:rPr>
+              <w:t>hater ciężkiej piechoty</w:t>
             </w:r>
           </w:p>
         </w:tc>
@@ -9185,6 +9286,77 @@
                 <w:sz w:val="18"/>
                 <w:szCs w:val="18"/>
               </w:rPr>
+              <w:t>6</w:t>
+            </w:r>
+          </w:p>
+        </w:tc>
+        <w:tc>
+          <w:tcPr>
+            <w:tcW w:w="1276" w:type="dxa"/>
+          </w:tcPr>
+          <w:p>
+            <w:pPr>
+              <w:rPr>
+                <w:sz w:val="18"/>
+                <w:szCs w:val="18"/>
+              </w:rPr>
+            </w:pPr>
+            <w:r>
+              <w:rPr>
+                <w:sz w:val="18"/>
+                <w:szCs w:val="18"/>
+              </w:rPr>
+              <w:t>8</w:t>
+            </w:r>
+          </w:p>
+        </w:tc>
+        <w:tc>
+          <w:tcPr>
+            <w:tcW w:w="2268" w:type="dxa"/>
+          </w:tcPr>
+          <w:p>
+            <w:pPr>
+              <w:rPr>
+                <w:sz w:val="18"/>
+                <w:szCs w:val="18"/>
+              </w:rPr>
+            </w:pPr>
+            <w:r>
+              <w:rPr>
+                <w:sz w:val="18"/>
+                <w:szCs w:val="18"/>
+              </w:rPr>
+              <w:t xml:space="preserve">Chimera, </w:t>
+            </w:r>
+            <w:proofErr w:type="spellStart"/>
+            <w:r>
+              <w:rPr>
+                <w:sz w:val="18"/>
+                <w:szCs w:val="18"/>
+              </w:rPr>
+              <w:t>Sentinel</w:t>
+            </w:r>
+            <w:proofErr w:type="spellEnd"/>
+          </w:p>
+        </w:tc>
+      </w:tr>
+      <w:tr>
+        <w:tc>
+          <w:tcPr>
+            <w:tcW w:w="1413" w:type="dxa"/>
+          </w:tcPr>
+          <w:p>
+            <w:pPr>
+              <w:rPr>
+                <w:sz w:val="18"/>
+                <w:szCs w:val="18"/>
+              </w:rPr>
+            </w:pPr>
+            <w:r>
+              <w:rPr>
+                <w:sz w:val="18"/>
+                <w:szCs w:val="18"/>
+              </w:rPr>
               <w:t>9</w:t>
             </w:r>
           </w:p>
@@ -9225,8 +9397,17 @@
                 <w:sz w:val="18"/>
                 <w:szCs w:val="18"/>
               </w:rPr>
-              <w:t>Drednot, Leman Russ</w:t>
-            </w:r>
+              <w:t xml:space="preserve">Drednot, Leman </w:t>
+            </w:r>
+            <w:proofErr w:type="spellStart"/>
+            <w:r>
+              <w:rPr>
+                <w:sz w:val="18"/>
+                <w:szCs w:val="18"/>
+              </w:rPr>
+              <w:t>Russ</w:t>
+            </w:r>
+            <w:proofErr w:type="spellEnd"/>
           </w:p>
         </w:tc>
       </w:tr>
@@ -13382,12 +13563,21 @@
                 <w:szCs w:val="18"/>
               </w:rPr>
             </w:pPr>
-            <w:r>
-              <w:rPr>
-                <w:sz w:val="18"/>
-                <w:szCs w:val="18"/>
-              </w:rPr>
-              <w:t>Waagh (-)</w:t>
+            <w:proofErr w:type="spellStart"/>
+            <w:r>
+              <w:rPr>
+                <w:sz w:val="18"/>
+                <w:szCs w:val="18"/>
+              </w:rPr>
+              <w:t>Waagh</w:t>
+            </w:r>
+            <w:proofErr w:type="spellEnd"/>
+            <w:r>
+              <w:rPr>
+                <w:sz w:val="18"/>
+                <w:szCs w:val="18"/>
+              </w:rPr>
+              <w:t xml:space="preserve"> (-)</w:t>
             </w:r>
           </w:p>
         </w:tc>

--- a/app/static/docs/Moje OPR.docx
+++ b/app/static/docs/Moje OPR.docx
@@ -5083,25 +5083,14 @@
           <w:szCs w:val="18"/>
         </w:rPr>
       </w:pPr>
-      <w:proofErr w:type="spellStart"/>
-      <w:r>
-        <w:rPr>
-          <w:b/>
-          <w:bCs/>
-          <w:sz w:val="18"/>
-          <w:szCs w:val="18"/>
-        </w:rPr>
-        <w:t>Waagh</w:t>
-      </w:r>
-      <w:proofErr w:type="spellEnd"/>
-      <w:r>
-        <w:rPr>
-          <w:b/>
-          <w:bCs/>
-          <w:sz w:val="18"/>
-          <w:szCs w:val="18"/>
-        </w:rPr>
-        <w:t>!:</w:t>
+      <w:r>
+        <w:rPr>
+          <w:b/>
+          <w:bCs/>
+          <w:sz w:val="18"/>
+          <w:szCs w:val="18"/>
+        </w:rPr>
+        <w:t>Waagh!:</w:t>
       </w:r>
       <w:r>
         <w:rPr>
@@ -6185,6 +6174,20 @@
         </w:rPr>
         <w:t xml:space="preserve"> Żaden oddział nie powinien kosztować mniej niż 10% lub więcej niż 30% limitu punktów albo posiadać w sumie więcej niż 24 wytrzymałości.</w:t>
       </w:r>
+      <w:r>
+        <w:rPr>
+          <w:sz w:val="18"/>
+          <w:szCs w:val="18"/>
+        </w:rPr>
+        <w:t xml:space="preserve"> Armia </w:t>
+      </w:r>
+      <w:r>
+        <w:rPr>
+          <w:sz w:val="18"/>
+          <w:szCs w:val="18"/>
+        </w:rPr>
+        <w:t>powinna posiadać od 1 do 4 bohaterów.</w:t>
+      </w:r>
     </w:p>
     <w:p>
       <w:pPr>
@@ -6208,7 +6211,63 @@
           <w:sz w:val="18"/>
           <w:szCs w:val="18"/>
         </w:rPr>
-        <w:t xml:space="preserve"> Koszt broni modelu, od 1 do 5 jej kosztów bazowych.</w:t>
+        <w:t xml:space="preserve"> Koszt broni modelu, </w:t>
+      </w:r>
+      <w:r>
+        <w:rPr>
+          <w:sz w:val="18"/>
+          <w:szCs w:val="18"/>
+        </w:rPr>
+        <w:t xml:space="preserve">powinien  wynosić </w:t>
+      </w:r>
+      <w:r>
+        <w:rPr>
+          <w:sz w:val="18"/>
+          <w:szCs w:val="18"/>
+        </w:rPr>
+        <w:t xml:space="preserve">od </w:t>
+      </w:r>
+      <w:r>
+        <w:rPr>
+          <w:sz w:val="18"/>
+          <w:szCs w:val="18"/>
+        </w:rPr>
+        <w:t>5</w:t>
+      </w:r>
+      <w:r>
+        <w:rPr>
+          <w:sz w:val="18"/>
+          <w:szCs w:val="18"/>
+        </w:rPr>
+        <w:t xml:space="preserve"> do </w:t>
+      </w:r>
+      <w:r>
+        <w:rPr>
+          <w:sz w:val="18"/>
+          <w:szCs w:val="18"/>
+        </w:rPr>
+        <w:t>2</w:t>
+      </w:r>
+      <w:r>
+        <w:rPr>
+          <w:sz w:val="18"/>
+          <w:szCs w:val="18"/>
+        </w:rPr>
+        <w:t xml:space="preserve">5 </w:t>
+      </w:r>
+      <w:r>
+        <w:rPr>
+          <w:sz w:val="18"/>
+          <w:szCs w:val="18"/>
+        </w:rPr>
+        <w:t>razy modyfikator pancerza na punkt wytrzymałości,</w:t>
+      </w:r>
+      <w:r>
+        <w:rPr>
+          <w:sz w:val="18"/>
+          <w:szCs w:val="18"/>
+        </w:rPr>
+        <w:t>.</w:t>
       </w:r>
     </w:p>
     <w:p>
@@ -8631,21 +8690,12 @@
                 <w:szCs w:val="18"/>
               </w:rPr>
             </w:pPr>
-            <w:proofErr w:type="spellStart"/>
-            <w:r>
-              <w:rPr>
-                <w:sz w:val="18"/>
-                <w:szCs w:val="18"/>
-              </w:rPr>
-              <w:t>Waagh</w:t>
-            </w:r>
-            <w:proofErr w:type="spellEnd"/>
-            <w:r>
-              <w:rPr>
-                <w:sz w:val="18"/>
-                <w:szCs w:val="18"/>
-              </w:rPr>
-              <w:t xml:space="preserve"> (-)</w:t>
+            <w:r>
+              <w:rPr>
+                <w:sz w:val="18"/>
+                <w:szCs w:val="18"/>
+              </w:rPr>
+              <w:t>Waagh (-)</w:t>
             </w:r>
           </w:p>
         </w:tc>
@@ -9326,17 +9376,8 @@
                 <w:sz w:val="18"/>
                 <w:szCs w:val="18"/>
               </w:rPr>
-              <w:t xml:space="preserve">Chimera, </w:t>
-            </w:r>
-            <w:proofErr w:type="spellStart"/>
-            <w:r>
-              <w:rPr>
-                <w:sz w:val="18"/>
-                <w:szCs w:val="18"/>
-              </w:rPr>
-              <w:t>Sentinel</w:t>
-            </w:r>
-            <w:proofErr w:type="spellEnd"/>
+              <w:t>Chimera, Sentinel</w:t>
+            </w:r>
           </w:p>
         </w:tc>
       </w:tr>
@@ -9397,17 +9438,8 @@
                 <w:sz w:val="18"/>
                 <w:szCs w:val="18"/>
               </w:rPr>
-              <w:t xml:space="preserve">Drednot, Leman </w:t>
-            </w:r>
-            <w:proofErr w:type="spellStart"/>
-            <w:r>
-              <w:rPr>
-                <w:sz w:val="18"/>
-                <w:szCs w:val="18"/>
-              </w:rPr>
-              <w:t>Russ</w:t>
-            </w:r>
-            <w:proofErr w:type="spellEnd"/>
+              <w:t>Drednot, Leman Russ</w:t>
+            </w:r>
           </w:p>
         </w:tc>
       </w:tr>
@@ -12074,22 +12106,6 @@
           <w:sz w:val="18"/>
           <w:szCs w:val="18"/>
         </w:rPr>
-        <w:t>Bohater: Darmowy, ale maksymalnie 1 na 500pkt i 1 na oddział.</w:t>
-      </w:r>
-    </w:p>
-    <w:p>
-      <w:pPr>
-        <w:spacing w:after="0"/>
-        <w:rPr>
-          <w:sz w:val="18"/>
-          <w:szCs w:val="18"/>
-        </w:rPr>
-      </w:pPr>
-      <w:r>
-        <w:rPr>
-          <w:sz w:val="18"/>
-          <w:szCs w:val="18"/>
-        </w:rPr>
         <w:t>Transport(X)</w:t>
       </w:r>
       <w:r>
@@ -12097,7 +12113,30 @@
           <w:sz w:val="18"/>
           <w:szCs w:val="18"/>
         </w:rPr>
-        <w:t>: w zależności od innych zdolności modelu, X* 3,5 Samolot, 2,5 Zasadzka/Zwiadowca, 1,5 Latający, 1,25 Szybki/Zwinny, 1 pozostałe. +0,25*X dla Platforma strzelecka lub Otwarty transport</w:t>
+        <w:t xml:space="preserve">: w zależności od innych zdolności modelu, X* 3,5 Samolot, 2,5 Zasadzka/Zwiadowca, 1,5 Latający, 1,25 Szybki/Zwinny, 1 pozostałe. </w:t>
+      </w:r>
+    </w:p>
+    <w:p>
+      <w:pPr>
+        <w:spacing w:after="0"/>
+        <w:rPr>
+          <w:sz w:val="18"/>
+          <w:szCs w:val="18"/>
+        </w:rPr>
+      </w:pPr>
+      <w:r>
+        <w:rPr>
+          <w:sz w:val="18"/>
+          <w:szCs w:val="18"/>
+        </w:rPr>
+        <w:t>Platforma strzelecka lub Otwarty transport</w:t>
+      </w:r>
+      <w:r>
+        <w:rPr>
+          <w:sz w:val="18"/>
+          <w:szCs w:val="18"/>
+        </w:rPr>
+        <w:t>: Transport +0,25*X</w:t>
       </w:r>
     </w:p>
     <w:p>
@@ -13563,21 +13602,12 @@
                 <w:szCs w:val="18"/>
               </w:rPr>
             </w:pPr>
-            <w:proofErr w:type="spellStart"/>
-            <w:r>
-              <w:rPr>
-                <w:sz w:val="18"/>
-                <w:szCs w:val="18"/>
-              </w:rPr>
-              <w:t>Waagh</w:t>
-            </w:r>
-            <w:proofErr w:type="spellEnd"/>
-            <w:r>
-              <w:rPr>
-                <w:sz w:val="18"/>
-                <w:szCs w:val="18"/>
-              </w:rPr>
-              <w:t xml:space="preserve"> (-)</w:t>
+            <w:r>
+              <w:rPr>
+                <w:sz w:val="18"/>
+                <w:szCs w:val="18"/>
+              </w:rPr>
+              <w:t>Waagh (-)</w:t>
             </w:r>
           </w:p>
         </w:tc>

--- a/app/static/docs/Moje OPR.docx
+++ b/app/static/docs/Moje OPR.docx
@@ -5083,14 +5083,25 @@
           <w:szCs w:val="18"/>
         </w:rPr>
       </w:pPr>
-      <w:r>
-        <w:rPr>
-          <w:b/>
-          <w:bCs/>
-          <w:sz w:val="18"/>
-          <w:szCs w:val="18"/>
-        </w:rPr>
-        <w:t>Waagh!:</w:t>
+      <w:proofErr w:type="spellStart"/>
+      <w:r>
+        <w:rPr>
+          <w:b/>
+          <w:bCs/>
+          <w:sz w:val="18"/>
+          <w:szCs w:val="18"/>
+        </w:rPr>
+        <w:t>Waagh</w:t>
+      </w:r>
+      <w:proofErr w:type="spellEnd"/>
+      <w:r>
+        <w:rPr>
+          <w:b/>
+          <w:bCs/>
+          <w:sz w:val="18"/>
+          <w:szCs w:val="18"/>
+        </w:rPr>
+        <w:t>!:</w:t>
       </w:r>
       <w:r>
         <w:rPr>
@@ -8690,12 +8701,21 @@
                 <w:szCs w:val="18"/>
               </w:rPr>
             </w:pPr>
-            <w:r>
-              <w:rPr>
-                <w:sz w:val="18"/>
-                <w:szCs w:val="18"/>
-              </w:rPr>
-              <w:t>Waagh (-)</w:t>
+            <w:proofErr w:type="spellStart"/>
+            <w:r>
+              <w:rPr>
+                <w:sz w:val="18"/>
+                <w:szCs w:val="18"/>
+              </w:rPr>
+              <w:t>Waagh</w:t>
+            </w:r>
+            <w:proofErr w:type="spellEnd"/>
+            <w:r>
+              <w:rPr>
+                <w:sz w:val="18"/>
+                <w:szCs w:val="18"/>
+              </w:rPr>
+              <w:t xml:space="preserve"> (-)</w:t>
             </w:r>
           </w:p>
         </w:tc>
@@ -9376,8 +9396,17 @@
                 <w:sz w:val="18"/>
                 <w:szCs w:val="18"/>
               </w:rPr>
-              <w:t>Chimera, Sentinel</w:t>
-            </w:r>
+              <w:t xml:space="preserve">Chimera, </w:t>
+            </w:r>
+            <w:proofErr w:type="spellStart"/>
+            <w:r>
+              <w:rPr>
+                <w:sz w:val="18"/>
+                <w:szCs w:val="18"/>
+              </w:rPr>
+              <w:t>Sentinel</w:t>
+            </w:r>
+            <w:proofErr w:type="spellEnd"/>
           </w:p>
         </w:tc>
       </w:tr>
@@ -9438,8 +9467,17 @@
                 <w:sz w:val="18"/>
                 <w:szCs w:val="18"/>
               </w:rPr>
-              <w:t>Drednot, Leman Russ</w:t>
-            </w:r>
+              <w:t xml:space="preserve">Drednot, Leman </w:t>
+            </w:r>
+            <w:proofErr w:type="spellStart"/>
+            <w:r>
+              <w:rPr>
+                <w:sz w:val="18"/>
+                <w:szCs w:val="18"/>
+              </w:rPr>
+              <w:t>Russ</w:t>
+            </w:r>
+            <w:proofErr w:type="spellEnd"/>
           </w:p>
         </w:tc>
       </w:tr>
@@ -13602,12 +13640,21 @@
                 <w:szCs w:val="18"/>
               </w:rPr>
             </w:pPr>
-            <w:r>
-              <w:rPr>
-                <w:sz w:val="18"/>
-                <w:szCs w:val="18"/>
-              </w:rPr>
-              <w:t>Waagh (-)</w:t>
+            <w:proofErr w:type="spellStart"/>
+            <w:r>
+              <w:rPr>
+                <w:sz w:val="18"/>
+                <w:szCs w:val="18"/>
+              </w:rPr>
+              <w:t>Waagh</w:t>
+            </w:r>
+            <w:proofErr w:type="spellEnd"/>
+            <w:r>
+              <w:rPr>
+                <w:sz w:val="18"/>
+                <w:szCs w:val="18"/>
+              </w:rPr>
+              <w:t xml:space="preserve"> (-)</w:t>
             </w:r>
           </w:p>
         </w:tc>

--- a/app/static/docs/Moje OPR.docx
+++ b/app/static/docs/Moje OPR.docx
@@ -11429,7 +11429,7 @@
                 <w:sz w:val="18"/>
                 <w:szCs w:val="18"/>
               </w:rPr>
-              <w:t>3</w:t>
+              <w:t>8</w:t>
             </w:r>
           </w:p>
         </w:tc>
@@ -11449,7 +11449,7 @@
                 <w:sz w:val="18"/>
                 <w:szCs w:val="18"/>
               </w:rPr>
-              <w:t>24</w:t>
+              <w:t>64</w:t>
             </w:r>
           </w:p>
         </w:tc>
@@ -11469,7 +11469,7 @@
                 <w:sz w:val="18"/>
                 <w:szCs w:val="18"/>
               </w:rPr>
-              <w:t>30</w:t>
+              <w:t>80</w:t>
             </w:r>
           </w:p>
         </w:tc>

--- a/app/static/docs/Moje OPR.docx
+++ b/app/static/docs/Moje OPR.docx
@@ -4048,21 +4048,7 @@
           <w:sz w:val="18"/>
           <w:szCs w:val="18"/>
         </w:rPr>
-        <w:t>Z</w:t>
-      </w:r>
-      <w:r>
-        <w:rPr>
-          <w:sz w:val="18"/>
-          <w:szCs w:val="18"/>
-        </w:rPr>
-        <w:t xml:space="preserve">mniejsz liczbę odzyskanych ran w tej aktywacji, o liczbę ran otrzymanych </w:t>
-      </w:r>
-      <w:r>
-        <w:rPr>
-          <w:sz w:val="18"/>
-          <w:szCs w:val="18"/>
-        </w:rPr>
-        <w:t>tą bronią. Modele pokonane tę bronią nie mogą wrócić do gry.</w:t>
+        <w:t>Wynik udanego rzutu na trafienie możesz traktować jak wynik rzutu na obronę.</w:t>
       </w:r>
     </w:p>
     <w:p>
@@ -5083,25 +5069,14 @@
           <w:szCs w:val="18"/>
         </w:rPr>
       </w:pPr>
-      <w:proofErr w:type="spellStart"/>
-      <w:r>
-        <w:rPr>
-          <w:b/>
-          <w:bCs/>
-          <w:sz w:val="18"/>
-          <w:szCs w:val="18"/>
-        </w:rPr>
-        <w:t>Waagh</w:t>
-      </w:r>
-      <w:proofErr w:type="spellEnd"/>
-      <w:r>
-        <w:rPr>
-          <w:b/>
-          <w:bCs/>
-          <w:sz w:val="18"/>
-          <w:szCs w:val="18"/>
-        </w:rPr>
-        <w:t>!:</w:t>
+      <w:r>
+        <w:rPr>
+          <w:b/>
+          <w:bCs/>
+          <w:sz w:val="18"/>
+          <w:szCs w:val="18"/>
+        </w:rPr>
+        <w:t>Waagh!:</w:t>
       </w:r>
       <w:r>
         <w:rPr>
@@ -6055,6 +6030,86 @@
         </w:rPr>
         <w:t xml:space="preserve"> Podczas sprawdzania kto wygrał walkę wręcz, rany zadane tą bronią liczą się podwójnie.</w:t>
       </w:r>
+      <w:r>
+        <w:rPr>
+          <w:sz w:val="18"/>
+          <w:szCs w:val="18"/>
+        </w:rPr>
+        <w:br/>
+      </w:r>
+      <w:r>
+        <w:rPr>
+          <w:b/>
+          <w:bCs/>
+          <w:sz w:val="18"/>
+          <w:szCs w:val="18"/>
+        </w:rPr>
+        <w:t>Zguba:</w:t>
+      </w:r>
+      <w:r>
+        <w:rPr>
+          <w:b/>
+          <w:bCs/>
+          <w:sz w:val="18"/>
+          <w:szCs w:val="18"/>
+        </w:rPr>
+        <w:t xml:space="preserve"> </w:t>
+      </w:r>
+      <w:r>
+        <w:rPr>
+          <w:sz w:val="18"/>
+          <w:szCs w:val="18"/>
+        </w:rPr>
+        <w:t>Zmniejsz liczbę odzyskanych ran w tej aktywacji, o liczbę ran otrzymanych tą bronią. Modele pokonane tę bronią nie mogą wrócić do gry.</w:t>
+      </w:r>
+      <w:r>
+        <w:rPr>
+          <w:sz w:val="18"/>
+          <w:szCs w:val="18"/>
+        </w:rPr>
+        <w:br/>
+      </w:r>
+      <w:r>
+        <w:rPr>
+          <w:b/>
+          <w:bCs/>
+          <w:sz w:val="18"/>
+          <w:szCs w:val="18"/>
+        </w:rPr>
+        <w:t>Dezintegracja:</w:t>
+      </w:r>
+      <w:r>
+        <w:rPr>
+          <w:sz w:val="18"/>
+          <w:szCs w:val="18"/>
+        </w:rPr>
+        <w:t xml:space="preserve"> Naturalne 6 </w:t>
+      </w:r>
+      <w:r>
+        <w:rPr>
+          <w:sz w:val="18"/>
+          <w:szCs w:val="18"/>
+        </w:rPr>
+        <w:t>na trafienie ranią bez rzutu na ob</w:t>
+      </w:r>
+      <w:r>
+        <w:rPr>
+          <w:sz w:val="18"/>
+          <w:szCs w:val="18"/>
+        </w:rPr>
+        <w:t>ronę.</w:t>
+      </w:r>
+    </w:p>
+    <w:p>
+      <w:pPr>
+        <w:spacing w:after="0"/>
+        <w:rPr>
+          <w:b/>
+          <w:bCs/>
+          <w:sz w:val="18"/>
+          <w:szCs w:val="18"/>
+        </w:rPr>
+      </w:pPr>
     </w:p>
     <w:p>
       <w:pPr>
@@ -8701,21 +8756,12 @@
                 <w:szCs w:val="18"/>
               </w:rPr>
             </w:pPr>
-            <w:proofErr w:type="spellStart"/>
-            <w:r>
-              <w:rPr>
-                <w:sz w:val="18"/>
-                <w:szCs w:val="18"/>
-              </w:rPr>
-              <w:t>Waagh</w:t>
-            </w:r>
-            <w:proofErr w:type="spellEnd"/>
-            <w:r>
-              <w:rPr>
-                <w:sz w:val="18"/>
-                <w:szCs w:val="18"/>
-              </w:rPr>
-              <w:t xml:space="preserve"> (-)</w:t>
+            <w:r>
+              <w:rPr>
+                <w:sz w:val="18"/>
+                <w:szCs w:val="18"/>
+              </w:rPr>
+              <w:t>Waagh (-)</w:t>
             </w:r>
           </w:p>
         </w:tc>
@@ -9396,17 +9442,8 @@
                 <w:sz w:val="18"/>
                 <w:szCs w:val="18"/>
               </w:rPr>
-              <w:t xml:space="preserve">Chimera, </w:t>
-            </w:r>
-            <w:proofErr w:type="spellStart"/>
-            <w:r>
-              <w:rPr>
-                <w:sz w:val="18"/>
-                <w:szCs w:val="18"/>
-              </w:rPr>
-              <w:t>Sentinel</w:t>
-            </w:r>
-            <w:proofErr w:type="spellEnd"/>
+              <w:t>Chimera, Sentinel</w:t>
+            </w:r>
           </w:p>
         </w:tc>
       </w:tr>
@@ -9467,17 +9504,8 @@
                 <w:sz w:val="18"/>
                 <w:szCs w:val="18"/>
               </w:rPr>
-              <w:t xml:space="preserve">Drednot, Leman </w:t>
-            </w:r>
-            <w:proofErr w:type="spellStart"/>
-            <w:r>
-              <w:rPr>
-                <w:sz w:val="18"/>
-                <w:szCs w:val="18"/>
-              </w:rPr>
-              <w:t>Russ</w:t>
-            </w:r>
-            <w:proofErr w:type="spellEnd"/>
+              <w:t>Drednot, Leman Russ</w:t>
+            </w:r>
           </w:p>
         </w:tc>
       </w:tr>
@@ -13075,7 +13103,70 @@
           <w:sz w:val="18"/>
           <w:szCs w:val="18"/>
         </w:rPr>
-        <w:t>, min 0,9</w:t>
+        <w:t xml:space="preserve">, </w:t>
+      </w:r>
+      <w:r>
+        <w:rPr>
+          <w:sz w:val="18"/>
+          <w:szCs w:val="18"/>
+        </w:rPr>
+        <w:t>+</w:t>
+      </w:r>
+      <w:r>
+        <w:rPr>
+          <w:sz w:val="18"/>
+          <w:szCs w:val="18"/>
+        </w:rPr>
+        <w:t xml:space="preserve">(7-jakość)*(6-jakość)/20 za Brutalny, </w:t>
+      </w:r>
+      <w:r>
+        <w:rPr>
+          <w:sz w:val="18"/>
+          <w:szCs w:val="18"/>
+        </w:rPr>
+        <w:t>+(</w:t>
+      </w:r>
+      <w:r>
+        <w:rPr>
+          <w:sz w:val="18"/>
+          <w:szCs w:val="18"/>
+        </w:rPr>
+        <w:t>2,8</w:t>
+      </w:r>
+      <w:r>
+        <w:rPr>
+          <w:sz w:val="18"/>
+          <w:szCs w:val="18"/>
+        </w:rPr>
+        <w:t xml:space="preserve">-modyfiaktor AP) za </w:t>
+      </w:r>
+      <w:r>
+        <w:rPr>
+          <w:sz w:val="18"/>
+          <w:szCs w:val="18"/>
+        </w:rPr>
+        <w:t>Dezintegracja</w:t>
+      </w:r>
+      <w:r>
+        <w:rPr>
+          <w:sz w:val="18"/>
+          <w:szCs w:val="18"/>
+        </w:rPr>
+        <w:t>,</w:t>
+      </w:r>
+      <w:r>
+        <w:rPr>
+          <w:sz w:val="18"/>
+          <w:szCs w:val="18"/>
+        </w:rPr>
+        <w:t xml:space="preserve"> </w:t>
+      </w:r>
+      <w:r>
+        <w:rPr>
+          <w:sz w:val="18"/>
+          <w:szCs w:val="18"/>
+        </w:rPr>
+        <w:t>min 0,9</w:t>
       </w:r>
     </w:p>
     <w:p>
@@ -13640,21 +13731,12 @@
                 <w:szCs w:val="18"/>
               </w:rPr>
             </w:pPr>
-            <w:proofErr w:type="spellStart"/>
-            <w:r>
-              <w:rPr>
-                <w:sz w:val="18"/>
-                <w:szCs w:val="18"/>
-              </w:rPr>
-              <w:t>Waagh</w:t>
-            </w:r>
-            <w:proofErr w:type="spellEnd"/>
-            <w:r>
-              <w:rPr>
-                <w:sz w:val="18"/>
-                <w:szCs w:val="18"/>
-              </w:rPr>
-              <w:t xml:space="preserve"> (-)</w:t>
+            <w:r>
+              <w:rPr>
+                <w:sz w:val="18"/>
+                <w:szCs w:val="18"/>
+              </w:rPr>
+              <w:t>Waagh (-)</w:t>
             </w:r>
           </w:p>
         </w:tc>
@@ -14833,7 +14915,7 @@
                 <w:sz w:val="18"/>
                 <w:szCs w:val="18"/>
               </w:rPr>
-              <w:t>Brutalny</w:t>
+              <w:t>Zguba</w:t>
             </w:r>
           </w:p>
         </w:tc>

--- a/app/static/docs/Moje OPR.docx
+++ b/app/static/docs/Moje OPR.docx
@@ -13131,14 +13131,35 @@
           <w:sz w:val="18"/>
           <w:szCs w:val="18"/>
         </w:rPr>
-        <w:t>2,8</w:t>
-      </w:r>
-      <w:r>
-        <w:rPr>
-          <w:sz w:val="18"/>
-          <w:szCs w:val="18"/>
-        </w:rPr>
-        <w:t xml:space="preserve">-modyfiaktor AP) za </w:t>
+        <w:t>2,</w:t>
+      </w:r>
+      <w:r>
+        <w:rPr>
+          <w:sz w:val="18"/>
+          <w:szCs w:val="18"/>
+        </w:rPr>
+        <w:t>9/modyfikator</w:t>
+      </w:r>
+      <w:r>
+        <w:rPr>
+          <w:sz w:val="18"/>
+          <w:szCs w:val="18"/>
+        </w:rPr>
+        <w:t xml:space="preserve"> AP</w:t>
+      </w:r>
+      <w:r>
+        <w:rPr>
+          <w:sz w:val="18"/>
+          <w:szCs w:val="18"/>
+        </w:rPr>
+        <w:t>-1</w:t>
+      </w:r>
+      <w:r>
+        <w:rPr>
+          <w:sz w:val="18"/>
+          <w:szCs w:val="18"/>
+        </w:rPr>
+        <w:t xml:space="preserve">) za </w:t>
       </w:r>
       <w:r>
         <w:rPr>

--- a/app/static/docs/Moje OPR.docx
+++ b/app/static/docs/Moje OPR.docx
@@ -5069,14 +5069,25 @@
           <w:szCs w:val="18"/>
         </w:rPr>
       </w:pPr>
-      <w:r>
-        <w:rPr>
-          <w:b/>
-          <w:bCs/>
-          <w:sz w:val="18"/>
-          <w:szCs w:val="18"/>
-        </w:rPr>
-        <w:t>Waagh!:</w:t>
+      <w:proofErr w:type="spellStart"/>
+      <w:r>
+        <w:rPr>
+          <w:b/>
+          <w:bCs/>
+          <w:sz w:val="18"/>
+          <w:szCs w:val="18"/>
+        </w:rPr>
+        <w:t>Waagh</w:t>
+      </w:r>
+      <w:proofErr w:type="spellEnd"/>
+      <w:r>
+        <w:rPr>
+          <w:b/>
+          <w:bCs/>
+          <w:sz w:val="18"/>
+          <w:szCs w:val="18"/>
+        </w:rPr>
+        <w:t>!:</w:t>
       </w:r>
       <w:r>
         <w:rPr>
@@ -8756,12 +8767,21 @@
                 <w:szCs w:val="18"/>
               </w:rPr>
             </w:pPr>
-            <w:r>
-              <w:rPr>
-                <w:sz w:val="18"/>
-                <w:szCs w:val="18"/>
-              </w:rPr>
-              <w:t>Waagh (-)</w:t>
+            <w:proofErr w:type="spellStart"/>
+            <w:r>
+              <w:rPr>
+                <w:sz w:val="18"/>
+                <w:szCs w:val="18"/>
+              </w:rPr>
+              <w:t>Waagh</w:t>
+            </w:r>
+            <w:proofErr w:type="spellEnd"/>
+            <w:r>
+              <w:rPr>
+                <w:sz w:val="18"/>
+                <w:szCs w:val="18"/>
+              </w:rPr>
+              <w:t xml:space="preserve"> (-)</w:t>
             </w:r>
           </w:p>
         </w:tc>
@@ -9442,8 +9462,17 @@
                 <w:sz w:val="18"/>
                 <w:szCs w:val="18"/>
               </w:rPr>
-              <w:t>Chimera, Sentinel</w:t>
-            </w:r>
+              <w:t xml:space="preserve">Chimera, </w:t>
+            </w:r>
+            <w:proofErr w:type="spellStart"/>
+            <w:r>
+              <w:rPr>
+                <w:sz w:val="18"/>
+                <w:szCs w:val="18"/>
+              </w:rPr>
+              <w:t>Sentinel</w:t>
+            </w:r>
+            <w:proofErr w:type="spellEnd"/>
           </w:p>
         </w:tc>
       </w:tr>
@@ -9504,8 +9533,17 @@
                 <w:sz w:val="18"/>
                 <w:szCs w:val="18"/>
               </w:rPr>
-              <w:t>Drednot, Leman Russ</w:t>
-            </w:r>
+              <w:t xml:space="preserve">Drednot, Leman </w:t>
+            </w:r>
+            <w:proofErr w:type="spellStart"/>
+            <w:r>
+              <w:rPr>
+                <w:sz w:val="18"/>
+                <w:szCs w:val="18"/>
+              </w:rPr>
+              <w:t>Russ</w:t>
+            </w:r>
+            <w:proofErr w:type="spellEnd"/>
           </w:p>
         </w:tc>
       </w:tr>
@@ -13752,12 +13790,21 @@
                 <w:szCs w:val="18"/>
               </w:rPr>
             </w:pPr>
-            <w:r>
-              <w:rPr>
-                <w:sz w:val="18"/>
-                <w:szCs w:val="18"/>
-              </w:rPr>
-              <w:t>Waagh (-)</w:t>
+            <w:proofErr w:type="spellStart"/>
+            <w:r>
+              <w:rPr>
+                <w:sz w:val="18"/>
+                <w:szCs w:val="18"/>
+              </w:rPr>
+              <w:t>Waagh</w:t>
+            </w:r>
+            <w:proofErr w:type="spellEnd"/>
+            <w:r>
+              <w:rPr>
+                <w:sz w:val="18"/>
+                <w:szCs w:val="18"/>
+              </w:rPr>
+              <w:t xml:space="preserve"> (-)</w:t>
             </w:r>
           </w:p>
         </w:tc>
@@ -17302,6 +17349,54 @@
       <w:spacing w:after="0" w:line="240" w:lineRule="auto"/>
     </w:pPr>
   </w:style>
+  <w:style w:type="paragraph" w:styleId="Nagwek">
+    <w:name w:val="header"/>
+    <w:basedOn w:val="Normalny"/>
+    <w:link w:val="NagwekZnak"/>
+    <w:uiPriority w:val="99"/>
+    <w:semiHidden/>
+    <w:unhideWhenUsed/>
+    <w:rsid w:val="00224EA8"/>
+    <w:pPr>
+      <w:tabs>
+        <w:tab w:val="center" w:pos="4536"/>
+        <w:tab w:val="right" w:pos="9072"/>
+      </w:tabs>
+      <w:spacing w:after="0" w:line="240" w:lineRule="auto"/>
+    </w:pPr>
+  </w:style>
+  <w:style w:type="character" w:customStyle="1" w:styleId="NagwekZnak">
+    <w:name w:val="Nagłówek Znak"/>
+    <w:basedOn w:val="Domylnaczcionkaakapitu"/>
+    <w:link w:val="Nagwek"/>
+    <w:uiPriority w:val="99"/>
+    <w:semiHidden/>
+    <w:rsid w:val="00224EA8"/>
+  </w:style>
+  <w:style w:type="paragraph" w:styleId="Stopka">
+    <w:name w:val="footer"/>
+    <w:basedOn w:val="Normalny"/>
+    <w:link w:val="StopkaZnak"/>
+    <w:uiPriority w:val="99"/>
+    <w:semiHidden/>
+    <w:unhideWhenUsed/>
+    <w:rsid w:val="00224EA8"/>
+    <w:pPr>
+      <w:tabs>
+        <w:tab w:val="center" w:pos="4536"/>
+        <w:tab w:val="right" w:pos="9072"/>
+      </w:tabs>
+      <w:spacing w:after="0" w:line="240" w:lineRule="auto"/>
+    </w:pPr>
+  </w:style>
+  <w:style w:type="character" w:customStyle="1" w:styleId="StopkaZnak">
+    <w:name w:val="Stopka Znak"/>
+    <w:basedOn w:val="Domylnaczcionkaakapitu"/>
+    <w:link w:val="Stopka"/>
+    <w:uiPriority w:val="99"/>
+    <w:semiHidden/>
+    <w:rsid w:val="00224EA8"/>
+  </w:style>
 </w:styles>
 </file>
 

--- a/app/static/docs/Moje OPR.docx
+++ b/app/static/docs/Moje OPR.docx
@@ -12270,17 +12270,12 @@
       <w:pPr>
         <w:spacing w:after="0"/>
         <w:rPr>
-          <w:sz w:val="18"/>
-          <w:szCs w:val="18"/>
-        </w:rPr>
-      </w:pPr>
-      <w:r>
-        <w:rPr>
-          <w:sz w:val="18"/>
-          <w:szCs w:val="18"/>
-        </w:rPr>
-        <w:t>Odwody: -2,5 albo 0 z Rezerwa, Zwiadowca lub Zasadzka</w:t>
-      </w:r>
+          <w:b/>
+          <w:bCs/>
+          <w:sz w:val="18"/>
+          <w:szCs w:val="18"/>
+        </w:rPr>
+      </w:pPr>
     </w:p>
     <w:p>
       <w:pPr>
@@ -15008,11 +15003,76 @@
           </w:p>
         </w:tc>
       </w:tr>
+      <w:tr>
+        <w:tc>
+          <w:tcPr>
+            <w:tcW w:w="1436" w:type="dxa"/>
+          </w:tcPr>
+          <w:p>
+            <w:pPr>
+              <w:rPr>
+                <w:sz w:val="18"/>
+                <w:szCs w:val="18"/>
+              </w:rPr>
+            </w:pPr>
+            <w:r>
+              <w:rPr>
+                <w:sz w:val="18"/>
+                <w:szCs w:val="18"/>
+              </w:rPr>
+              <w:t>Odwody</w:t>
+            </w:r>
+          </w:p>
+        </w:tc>
+        <w:tc>
+          <w:tcPr>
+            <w:tcW w:w="3433" w:type="dxa"/>
+          </w:tcPr>
+          <w:p>
+            <w:pPr>
+              <w:rPr>
+                <w:sz w:val="18"/>
+                <w:szCs w:val="18"/>
+              </w:rPr>
+            </w:pPr>
+            <w:r>
+              <w:rPr>
+                <w:sz w:val="18"/>
+                <w:szCs w:val="18"/>
+              </w:rPr>
+              <w:t>*0,75</w:t>
+            </w:r>
+            <w:r>
+              <w:rPr>
+                <w:sz w:val="18"/>
+                <w:szCs w:val="18"/>
+              </w:rPr>
+              <w:t xml:space="preserve"> </w:t>
+            </w:r>
+            <w:r>
+              <w:rPr>
+                <w:sz w:val="18"/>
+                <w:szCs w:val="18"/>
+              </w:rPr>
+              <w:t>jeżeli brak</w:t>
+            </w:r>
+            <w:r>
+              <w:rPr>
+                <w:sz w:val="18"/>
+                <w:szCs w:val="18"/>
+              </w:rPr>
+              <w:t xml:space="preserve"> Rezerwa, Zwiadowca lub Zasadzka</w:t>
+            </w:r>
+          </w:p>
+        </w:tc>
+      </w:tr>
     </w:tbl>
     <w:p>
       <w:pPr>
         <w:spacing w:after="0"/>
         <w:rPr>
+          <w:b/>
+          <w:bCs/>
           <w:sz w:val="18"/>
           <w:szCs w:val="18"/>
         </w:rPr>
@@ -15207,7 +15267,21 @@
           <w:sz w:val="18"/>
           <w:szCs w:val="18"/>
         </w:rPr>
-        <w:t>Mag(X): X*8. Przygotuj listę czarów, czyli 6 zdolności o koszcie do 15 na punkt mocy lub trafień z broni o jakości 4 i koszcie do 7 na punkt mocy.</w:t>
+        <w:t xml:space="preserve">Mag(X): X*8. Przygotuj listę </w:t>
+      </w:r>
+      <w:r>
+        <w:rPr>
+          <w:sz w:val="18"/>
+          <w:szCs w:val="18"/>
+        </w:rPr>
+        <w:t>mocy</w:t>
+      </w:r>
+      <w:r>
+        <w:rPr>
+          <w:sz w:val="18"/>
+          <w:szCs w:val="18"/>
+        </w:rPr>
+        <w:t>, czyli 6 zdolności o koszcie do 15 na punkt mocy lub trafień z broni o jakości 4 i koszcie do 7 na punkt mocy.</w:t>
       </w:r>
     </w:p>
     <w:p>
@@ -15255,39 +15329,107 @@
           <w:sz w:val="18"/>
           <w:szCs w:val="18"/>
         </w:rPr>
-        <w:t xml:space="preserve">Rozkaz: jak Aura, ale dla 10 wytrzymałości. </w:t>
-      </w:r>
-    </w:p>
-    <w:p>
-      <w:pPr>
-        <w:spacing w:after="0"/>
-        <w:rPr>
-          <w:sz w:val="18"/>
-          <w:szCs w:val="18"/>
-        </w:rPr>
-      </w:pPr>
-      <w:r>
-        <w:rPr>
-          <w:sz w:val="18"/>
-          <w:szCs w:val="18"/>
-        </w:rPr>
-        <w:t>Koordynacja: 45</w:t>
-      </w:r>
-    </w:p>
-    <w:p>
-      <w:pPr>
-        <w:spacing w:after="0"/>
-        <w:rPr>
-          <w:sz w:val="18"/>
-          <w:szCs w:val="18"/>
-        </w:rPr>
-      </w:pPr>
-      <w:r>
-        <w:rPr>
-          <w:sz w:val="18"/>
-          <w:szCs w:val="18"/>
-        </w:rPr>
-        <w:t>Przepowiednia: 45</w:t>
+        <w:t>Rozkaz</w:t>
+      </w:r>
+      <w:r>
+        <w:rPr>
+          <w:sz w:val="18"/>
+          <w:szCs w:val="18"/>
+        </w:rPr>
+        <w:t xml:space="preserve">, </w:t>
+      </w:r>
+      <w:r>
+        <w:rPr>
+          <w:sz w:val="18"/>
+          <w:szCs w:val="18"/>
+        </w:rPr>
+        <w:t xml:space="preserve">Oznaczenie i </w:t>
+      </w:r>
+      <w:r>
+        <w:rPr>
+          <w:sz w:val="18"/>
+          <w:szCs w:val="18"/>
+        </w:rPr>
+        <w:t>K</w:t>
+      </w:r>
+      <w:r>
+        <w:rPr>
+          <w:sz w:val="18"/>
+          <w:szCs w:val="18"/>
+        </w:rPr>
+        <w:t>lątwa</w:t>
+      </w:r>
+      <w:r>
+        <w:rPr>
+          <w:sz w:val="18"/>
+          <w:szCs w:val="18"/>
+        </w:rPr>
+        <w:t xml:space="preserve"> </w:t>
+      </w:r>
+      <w:r>
+        <w:rPr>
+          <w:sz w:val="18"/>
+          <w:szCs w:val="18"/>
+        </w:rPr>
+        <w:t xml:space="preserve">: jak Aura, ale dla 10 wytrzymałości. </w:t>
+      </w:r>
+    </w:p>
+    <w:p>
+      <w:pPr>
+        <w:spacing w:after="0"/>
+        <w:rPr>
+          <w:sz w:val="18"/>
+          <w:szCs w:val="18"/>
+        </w:rPr>
+      </w:pPr>
+      <w:r>
+        <w:rPr>
+          <w:sz w:val="18"/>
+          <w:szCs w:val="18"/>
+        </w:rPr>
+        <w:t>Usprawnienie</w:t>
+      </w:r>
+      <w:r>
+        <w:rPr>
+          <w:sz w:val="18"/>
+          <w:szCs w:val="18"/>
+        </w:rPr>
+        <w:t xml:space="preserve">, </w:t>
+      </w:r>
+      <w:r>
+        <w:rPr>
+          <w:sz w:val="18"/>
+          <w:szCs w:val="18"/>
+        </w:rPr>
+        <w:t>Koordynacja</w:t>
+      </w:r>
+      <w:r>
+        <w:rPr>
+          <w:sz w:val="18"/>
+          <w:szCs w:val="18"/>
+        </w:rPr>
+        <w:t xml:space="preserve">. </w:t>
+      </w:r>
+      <w:r>
+        <w:rPr>
+          <w:sz w:val="18"/>
+          <w:szCs w:val="18"/>
+        </w:rPr>
+        <w:t>Przepowiednia</w:t>
+      </w:r>
+      <w:r>
+        <w:rPr>
+          <w:sz w:val="18"/>
+          <w:szCs w:val="18"/>
+        </w:rPr>
+        <w:t xml:space="preserve"> i Presja</w:t>
+      </w:r>
+      <w:r>
+        <w:rPr>
+          <w:sz w:val="18"/>
+          <w:szCs w:val="18"/>
+        </w:rPr>
+        <w:t>: 45</w:t>
       </w:r>
     </w:p>
     <w:p>
@@ -15305,54 +15447,6 @@
         </w:rPr>
         <w:t>Mobilizacja: 30</w:t>
       </w:r>
-    </w:p>
-    <w:p>
-      <w:pPr>
-        <w:spacing w:after="0"/>
-        <w:rPr>
-          <w:sz w:val="18"/>
-          <w:szCs w:val="18"/>
-        </w:rPr>
-      </w:pPr>
-      <w:r>
-        <w:rPr>
-          <w:sz w:val="18"/>
-          <w:szCs w:val="18"/>
-        </w:rPr>
-        <w:t>Presja: 45</w:t>
-      </w:r>
-    </w:p>
-    <w:p>
-      <w:pPr>
-        <w:spacing w:after="0"/>
-        <w:rPr>
-          <w:sz w:val="18"/>
-          <w:szCs w:val="18"/>
-        </w:rPr>
-      </w:pPr>
-      <w:r>
-        <w:rPr>
-          <w:sz w:val="18"/>
-          <w:szCs w:val="18"/>
-        </w:rPr>
-        <w:t>Usprawnienie</w:t>
-      </w:r>
-      <w:r>
-        <w:rPr>
-          <w:sz w:val="18"/>
-          <w:szCs w:val="18"/>
-        </w:rPr>
-        <w:t>: 45</w:t>
-      </w:r>
-    </w:p>
-    <w:p>
-      <w:pPr>
-        <w:spacing w:after="0"/>
-        <w:rPr>
-          <w:sz w:val="18"/>
-          <w:szCs w:val="18"/>
-        </w:rPr>
-      </w:pPr>
     </w:p>
     <w:sectPr>
       <w:pgSz w:w="11906" w:h="16838"/>

--- a/app/static/docs/Moje OPR.docx
+++ b/app/static/docs/Moje OPR.docx
@@ -4294,6 +4294,8 @@
       <w:pPr>
         <w:spacing w:after="0"/>
         <w:rPr>
+          <w:b/>
+          <w:bCs/>
           <w:sz w:val="18"/>
           <w:szCs w:val="18"/>
         </w:rPr>
@@ -4343,6 +4345,29 @@
           <w:szCs w:val="18"/>
         </w:rPr>
         <w:t>dają dodatkowe normalne trafienie.</w:t>
+      </w:r>
+      <w:r>
+        <w:rPr>
+          <w:sz w:val="18"/>
+          <w:szCs w:val="18"/>
+        </w:rPr>
+        <w:br/>
+      </w:r>
+      <w:r>
+        <w:rPr>
+          <w:b/>
+          <w:bCs/>
+          <w:sz w:val="18"/>
+          <w:szCs w:val="18"/>
+        </w:rPr>
+        <w:t xml:space="preserve">Brutalny: </w:t>
+      </w:r>
+      <w:r>
+        <w:rPr>
+          <w:sz w:val="18"/>
+          <w:szCs w:val="18"/>
+        </w:rPr>
+        <w:t>W teście obrony nie ma automatycznych sukcesów.</w:t>
       </w:r>
     </w:p>
     <w:p>
@@ -6412,7 +6437,7 @@
           <w:sz w:val="18"/>
           <w:szCs w:val="18"/>
         </w:rPr>
-        <w:t>Brutalny</w:t>
+        <w:t>Finezja</w:t>
       </w:r>
       <w:r>
         <w:rPr>
@@ -10014,7 +10039,7 @@
                 <w:sz w:val="18"/>
                 <w:szCs w:val="18"/>
               </w:rPr>
-              <w:t>8</w:t>
+              <w:t>Parz broń</w:t>
             </w:r>
           </w:p>
         </w:tc>
@@ -10711,6 +10736,88 @@
                 <w:szCs w:val="18"/>
               </w:rPr>
               <w:t>-</w:t>
+            </w:r>
+          </w:p>
+        </w:tc>
+      </w:tr>
+      <w:tr>
+        <w:tc>
+          <w:tcPr>
+            <w:tcW w:w="1680" w:type="dxa"/>
+          </w:tcPr>
+          <w:p>
+            <w:pPr>
+              <w:rPr>
+                <w:sz w:val="18"/>
+                <w:szCs w:val="18"/>
+              </w:rPr>
+            </w:pPr>
+            <w:r>
+              <w:rPr>
+                <w:sz w:val="18"/>
+                <w:szCs w:val="18"/>
+              </w:rPr>
+              <w:t>Niestrudzony</w:t>
+            </w:r>
+          </w:p>
+        </w:tc>
+        <w:tc>
+          <w:tcPr>
+            <w:tcW w:w="1255" w:type="dxa"/>
+          </w:tcPr>
+          <w:p>
+            <w:pPr>
+              <w:rPr>
+                <w:sz w:val="18"/>
+                <w:szCs w:val="18"/>
+              </w:rPr>
+            </w:pPr>
+            <w:r>
+              <w:rPr>
+                <w:sz w:val="18"/>
+                <w:szCs w:val="18"/>
+              </w:rPr>
+              <w:t>Parz broń</w:t>
+            </w:r>
+          </w:p>
+        </w:tc>
+        <w:tc>
+          <w:tcPr>
+            <w:tcW w:w="974" w:type="dxa"/>
+          </w:tcPr>
+          <w:p>
+            <w:pPr>
+              <w:rPr>
+                <w:sz w:val="18"/>
+                <w:szCs w:val="18"/>
+              </w:rPr>
+            </w:pPr>
+            <w:r>
+              <w:rPr>
+                <w:sz w:val="18"/>
+                <w:szCs w:val="18"/>
+              </w:rPr>
+              <w:t>64</w:t>
+            </w:r>
+          </w:p>
+        </w:tc>
+        <w:tc>
+          <w:tcPr>
+            <w:tcW w:w="1048" w:type="dxa"/>
+          </w:tcPr>
+          <w:p>
+            <w:pPr>
+              <w:rPr>
+                <w:sz w:val="18"/>
+                <w:szCs w:val="18"/>
+              </w:rPr>
+            </w:pPr>
+            <w:r>
+              <w:rPr>
+                <w:sz w:val="18"/>
+                <w:szCs w:val="18"/>
+              </w:rPr>
+              <w:t>80</w:t>
             </w:r>
           </w:p>
         </w:tc>
@@ -11683,7 +11790,21 @@
           <w:sz w:val="18"/>
           <w:szCs w:val="18"/>
         </w:rPr>
-        <w:t xml:space="preserve">0 za Brutalny, </w:t>
+        <w:t xml:space="preserve">0 za </w:t>
+      </w:r>
+      <w:r>
+        <w:rPr>
+          <w:sz w:val="18"/>
+          <w:szCs w:val="18"/>
+        </w:rPr>
+        <w:t>Finezja</w:t>
+      </w:r>
+      <w:r>
+        <w:rPr>
+          <w:sz w:val="18"/>
+          <w:szCs w:val="18"/>
+        </w:rPr>
+        <w:t xml:space="preserve">, </w:t>
       </w:r>
       <w:r>
         <w:rPr>
@@ -12599,6 +12720,168 @@
                 <w:sz w:val="18"/>
                 <w:szCs w:val="18"/>
               </w:rPr>
+              <w:t>Brutalny</w:t>
+            </w:r>
+          </w:p>
+        </w:tc>
+        <w:tc>
+          <w:tcPr>
+            <w:tcW w:w="567" w:type="dxa"/>
+          </w:tcPr>
+          <w:p>
+            <w:pPr>
+              <w:rPr>
+                <w:sz w:val="18"/>
+                <w:szCs w:val="18"/>
+              </w:rPr>
+            </w:pPr>
+            <w:r>
+              <w:rPr>
+                <w:sz w:val="18"/>
+                <w:szCs w:val="18"/>
+              </w:rPr>
+              <w:t>0</w:t>
+            </w:r>
+          </w:p>
+        </w:tc>
+        <w:tc>
+          <w:tcPr>
+            <w:tcW w:w="567" w:type="dxa"/>
+          </w:tcPr>
+          <w:p>
+            <w:pPr>
+              <w:rPr>
+                <w:sz w:val="18"/>
+                <w:szCs w:val="18"/>
+              </w:rPr>
+            </w:pPr>
+            <w:r>
+              <w:rPr>
+                <w:sz w:val="18"/>
+                <w:szCs w:val="18"/>
+              </w:rPr>
+              <w:t>0,01</w:t>
+            </w:r>
+          </w:p>
+        </w:tc>
+        <w:tc>
+          <w:tcPr>
+            <w:tcW w:w="567" w:type="dxa"/>
+          </w:tcPr>
+          <w:p>
+            <w:pPr>
+              <w:rPr>
+                <w:sz w:val="18"/>
+                <w:szCs w:val="18"/>
+              </w:rPr>
+            </w:pPr>
+            <w:r>
+              <w:rPr>
+                <w:sz w:val="18"/>
+                <w:szCs w:val="18"/>
+              </w:rPr>
+              <w:t>0,02</w:t>
+            </w:r>
+          </w:p>
+        </w:tc>
+        <w:tc>
+          <w:tcPr>
+            <w:tcW w:w="567" w:type="dxa"/>
+          </w:tcPr>
+          <w:p>
+            <w:pPr>
+              <w:rPr>
+                <w:sz w:val="18"/>
+                <w:szCs w:val="18"/>
+              </w:rPr>
+            </w:pPr>
+            <w:r>
+              <w:rPr>
+                <w:sz w:val="18"/>
+                <w:szCs w:val="18"/>
+              </w:rPr>
+              <w:t>0,1</w:t>
+            </w:r>
+          </w:p>
+        </w:tc>
+        <w:tc>
+          <w:tcPr>
+            <w:tcW w:w="567" w:type="dxa"/>
+          </w:tcPr>
+          <w:p>
+            <w:pPr>
+              <w:rPr>
+                <w:sz w:val="18"/>
+                <w:szCs w:val="18"/>
+              </w:rPr>
+            </w:pPr>
+            <w:r>
+              <w:rPr>
+                <w:sz w:val="18"/>
+                <w:szCs w:val="18"/>
+              </w:rPr>
+              <w:t>0,2</w:t>
+            </w:r>
+          </w:p>
+        </w:tc>
+        <w:tc>
+          <w:tcPr>
+            <w:tcW w:w="567" w:type="dxa"/>
+          </w:tcPr>
+          <w:p>
+            <w:pPr>
+              <w:rPr>
+                <w:sz w:val="18"/>
+                <w:szCs w:val="18"/>
+              </w:rPr>
+            </w:pPr>
+            <w:r>
+              <w:rPr>
+                <w:sz w:val="18"/>
+                <w:szCs w:val="18"/>
+              </w:rPr>
+              <w:t>0,3</w:t>
+            </w:r>
+          </w:p>
+        </w:tc>
+        <w:tc>
+          <w:tcPr>
+            <w:tcW w:w="567" w:type="dxa"/>
+          </w:tcPr>
+          <w:p>
+            <w:pPr>
+              <w:rPr>
+                <w:sz w:val="18"/>
+                <w:szCs w:val="18"/>
+              </w:rPr>
+            </w:pPr>
+            <w:r>
+              <w:rPr>
+                <w:sz w:val="18"/>
+                <w:szCs w:val="18"/>
+              </w:rPr>
+              <w:t>0,4</w:t>
+            </w:r>
+          </w:p>
+        </w:tc>
+      </w:tr>
+      <w:tr>
+        <w:tc>
+          <w:tcPr>
+            <w:tcW w:w="988" w:type="dxa"/>
+          </w:tcPr>
+          <w:p>
+            <w:pPr>
+              <w:rPr>
+                <w:sz w:val="18"/>
+                <w:szCs w:val="18"/>
+              </w:rPr>
+            </w:pPr>
+            <w:r>
+              <w:rPr>
+                <w:sz w:val="18"/>
+                <w:szCs w:val="18"/>
+              </w:rPr>
               <w:t>Przebijająca (*)</w:t>
             </w:r>
           </w:p>
@@ -14014,6 +14297,7 @@
           <w:sz w:val="18"/>
           <w:szCs w:val="18"/>
         </w:rPr>
+        <w:lastRenderedPageBreak/>
         <w:t>Łatanie: 20</w:t>
       </w:r>
     </w:p>
@@ -14030,7 +14314,6 @@
           <w:sz w:val="18"/>
           <w:szCs w:val="18"/>
         </w:rPr>
-        <w:lastRenderedPageBreak/>
         <w:t>Rozkaz</w:t>
       </w:r>
       <w:r>
@@ -15749,7 +16032,6 @@
   <w:style w:type="character" w:default="1" w:styleId="Domylnaczcionkaakapitu">
     <w:name w:val="Default Paragraph Font"/>
     <w:uiPriority w:val="1"/>
-    <w:semiHidden/>
     <w:unhideWhenUsed/>
   </w:style>
   <w:style w:type="table" w:default="1" w:styleId="Standardowy">

--- a/app/static/docs/Moje OPR.docx
+++ b/app/static/docs/Moje OPR.docx
@@ -2781,7 +2781,77 @@
           <w:sz w:val="18"/>
           <w:szCs w:val="18"/>
         </w:rPr>
-        <w:t xml:space="preserve">: Wysoki. Podczas ruchu ignoruje teren i musi przemieścić się 30″–36″ w jednej linii. Nie może być przyszpilony, kontrolować punktów, szarżować ani być celem szarży. Nie blokuje ruchu ani widzenia innych jednostek. </w:t>
+        <w:t xml:space="preserve">: Wysoki. </w:t>
+      </w:r>
+      <w:r>
+        <w:rPr>
+          <w:sz w:val="18"/>
+          <w:szCs w:val="18"/>
+        </w:rPr>
+        <w:t>Jako</w:t>
+      </w:r>
+      <w:r>
+        <w:rPr>
+          <w:sz w:val="18"/>
+          <w:szCs w:val="18"/>
+        </w:rPr>
+        <w:t xml:space="preserve"> pierwszą akcję musi wykonać ruch </w:t>
+      </w:r>
+      <w:r>
+        <w:rPr>
+          <w:sz w:val="18"/>
+          <w:szCs w:val="18"/>
+        </w:rPr>
+        <w:t>i musi przemieścić się 30″–36″ w jednej linii. Nie może być przyszpilony, kontrolować punktów, szarżować</w:t>
+      </w:r>
+      <w:r>
+        <w:rPr>
+          <w:sz w:val="18"/>
+          <w:szCs w:val="18"/>
+        </w:rPr>
+        <w:t>,</w:t>
+      </w:r>
+      <w:r>
+        <w:rPr>
+          <w:sz w:val="18"/>
+          <w:szCs w:val="18"/>
+        </w:rPr>
+        <w:t xml:space="preserve"> ani być celem szarży. Nie blokuje ruchu ani widzenia innych jednoste</w:t>
+      </w:r>
+      <w:r>
+        <w:rPr>
+          <w:sz w:val="18"/>
+          <w:szCs w:val="18"/>
+        </w:rPr>
+        <w:t>k</w:t>
+      </w:r>
+      <w:r>
+        <w:rPr>
+          <w:sz w:val="18"/>
+          <w:szCs w:val="18"/>
+        </w:rPr>
+        <w:t xml:space="preserve">, a </w:t>
+      </w:r>
+      <w:r>
+        <w:rPr>
+          <w:sz w:val="18"/>
+          <w:szCs w:val="18"/>
+        </w:rPr>
+        <w:t>p</w:t>
+      </w:r>
+      <w:r>
+        <w:rPr>
+          <w:sz w:val="18"/>
+          <w:szCs w:val="18"/>
+        </w:rPr>
+        <w:t>odczas ruchu ignoruje teren</w:t>
+      </w:r>
+      <w:r>
+        <w:rPr>
+          <w:sz w:val="18"/>
+          <w:szCs w:val="18"/>
+        </w:rPr>
+        <w:t xml:space="preserve">. </w:t>
       </w:r>
       <w:r>
         <w:rPr>
@@ -2944,6 +3014,215 @@
           <w:sz w:val="18"/>
           <w:szCs w:val="18"/>
         </w:rPr>
+        <w:t>, +1 do rzutów na trafienie.</w:t>
+      </w:r>
+    </w:p>
+    <w:p>
+      <w:pPr>
+        <w:spacing w:after="0"/>
+        <w:rPr>
+          <w:sz w:val="18"/>
+          <w:szCs w:val="18"/>
+        </w:rPr>
+      </w:pPr>
+      <w:r>
+        <w:rPr>
+          <w:b/>
+          <w:bCs/>
+          <w:sz w:val="18"/>
+          <w:szCs w:val="18"/>
+        </w:rPr>
+        <w:t>Ostrożny:</w:t>
+      </w:r>
+      <w:r>
+        <w:rPr>
+          <w:sz w:val="18"/>
+          <w:szCs w:val="18"/>
+        </w:rPr>
+        <w:t xml:space="preserve"> Jeżeli nie ma wrogów w zasięgu 12” od oddziału modelu, +1 do rzutów na trafienie.</w:t>
+      </w:r>
+    </w:p>
+    <w:p>
+      <w:pPr>
+        <w:spacing w:after="0"/>
+        <w:rPr>
+          <w:sz w:val="18"/>
+          <w:szCs w:val="18"/>
+        </w:rPr>
+      </w:pPr>
+      <w:r>
+        <w:rPr>
+          <w:b/>
+          <w:bCs/>
+          <w:sz w:val="18"/>
+          <w:szCs w:val="18"/>
+        </w:rPr>
+        <w:t>Kontra:</w:t>
+      </w:r>
+      <w:r>
+        <w:rPr>
+          <w:sz w:val="18"/>
+          <w:szCs w:val="18"/>
+        </w:rPr>
+        <w:t xml:space="preserve"> </w:t>
+      </w:r>
+      <w:r>
+        <w:rPr>
+          <w:sz w:val="18"/>
+          <w:szCs w:val="18"/>
+        </w:rPr>
+        <w:t>M</w:t>
+      </w:r>
+      <w:r>
+        <w:rPr>
+          <w:sz w:val="18"/>
+          <w:szCs w:val="18"/>
+        </w:rPr>
+        <w:t xml:space="preserve">oże wykonać kontratak przed </w:t>
+      </w:r>
+      <w:r>
+        <w:rPr>
+          <w:sz w:val="18"/>
+          <w:szCs w:val="18"/>
+        </w:rPr>
+        <w:t xml:space="preserve">atakami </w:t>
+      </w:r>
+      <w:r>
+        <w:rPr>
+          <w:sz w:val="18"/>
+          <w:szCs w:val="18"/>
+        </w:rPr>
+        <w:t>szarżują</w:t>
+      </w:r>
+      <w:r>
+        <w:rPr>
+          <w:sz w:val="18"/>
+          <w:szCs w:val="18"/>
+        </w:rPr>
+        <w:t xml:space="preserve">cego </w:t>
+      </w:r>
+      <w:r>
+        <w:rPr>
+          <w:sz w:val="18"/>
+          <w:szCs w:val="18"/>
+        </w:rPr>
+        <w:t>oddziału</w:t>
+      </w:r>
+      <w:r>
+        <w:rPr>
+          <w:sz w:val="18"/>
+          <w:szCs w:val="18"/>
+        </w:rPr>
+        <w:t>, a ten ignoruje swoją zdolność Impet.</w:t>
+      </w:r>
+    </w:p>
+    <w:p>
+      <w:pPr>
+        <w:spacing w:after="0"/>
+        <w:rPr>
+          <w:sz w:val="18"/>
+          <w:szCs w:val="18"/>
+        </w:rPr>
+      </w:pPr>
+      <w:r>
+        <w:rPr>
+          <w:b/>
+          <w:bCs/>
+          <w:sz w:val="18"/>
+          <w:szCs w:val="18"/>
+        </w:rPr>
+        <w:t>Regeneracja:</w:t>
+      </w:r>
+      <w:r>
+        <w:rPr>
+          <w:sz w:val="18"/>
+          <w:szCs w:val="18"/>
+        </w:rPr>
+        <w:t xml:space="preserve"> </w:t>
+      </w:r>
+      <w:r>
+        <w:rPr>
+          <w:sz w:val="18"/>
+          <w:szCs w:val="18"/>
+        </w:rPr>
+        <w:t>Na koniec każdej aktywacji</w:t>
+      </w:r>
+      <w:r>
+        <w:rPr>
+          <w:sz w:val="18"/>
+          <w:szCs w:val="18"/>
+        </w:rPr>
+        <w:t xml:space="preserve"> odzyskujesz K3 ran</w:t>
+      </w:r>
+      <w:r>
+        <w:rPr>
+          <w:sz w:val="18"/>
+          <w:szCs w:val="18"/>
+        </w:rPr>
+        <w:t>y</w:t>
+      </w:r>
+      <w:r>
+        <w:rPr>
+          <w:sz w:val="18"/>
+          <w:szCs w:val="18"/>
+        </w:rPr>
+        <w:t>, ale nie więcej niż liczba straconych w tej aktywacji.</w:t>
+      </w:r>
+    </w:p>
+    <w:p>
+      <w:pPr>
+        <w:spacing w:after="0"/>
+        <w:rPr>
+          <w:sz w:val="18"/>
+          <w:szCs w:val="18"/>
+        </w:rPr>
+      </w:pPr>
+      <w:r>
+        <w:rPr>
+          <w:b/>
+          <w:bCs/>
+          <w:sz w:val="18"/>
+          <w:szCs w:val="18"/>
+        </w:rPr>
+        <w:t>Niewrażliwy:</w:t>
+      </w:r>
+      <w:r>
+        <w:rPr>
+          <w:sz w:val="18"/>
+          <w:szCs w:val="18"/>
+        </w:rPr>
+        <w:t xml:space="preserve"> Podczas testów obrony naturalna 5 daje automatyczny sukces.</w:t>
+      </w:r>
+    </w:p>
+    <w:p>
+      <w:pPr>
+        <w:spacing w:after="0"/>
+        <w:rPr>
+          <w:sz w:val="18"/>
+          <w:szCs w:val="18"/>
+        </w:rPr>
+      </w:pPr>
+      <w:r>
+        <w:rPr>
+          <w:b/>
+          <w:bCs/>
+          <w:sz w:val="18"/>
+          <w:szCs w:val="18"/>
+        </w:rPr>
+        <w:t>Maskowanie:</w:t>
+      </w:r>
+      <w:r>
+        <w:rPr>
+          <w:sz w:val="18"/>
+          <w:szCs w:val="18"/>
+        </w:rPr>
+        <w:t xml:space="preserve"> Ma osłonę</w:t>
+      </w:r>
+      <w:r>
+        <w:rPr>
+          <w:sz w:val="18"/>
+          <w:szCs w:val="18"/>
+        </w:rPr>
         <w:t xml:space="preserve">, </w:t>
       </w:r>
       <w:r>
@@ -2951,50 +3230,7 @@
           <w:sz w:val="18"/>
           <w:szCs w:val="18"/>
         </w:rPr>
-        <w:t>+1 do rzutów na trafienie.</w:t>
-      </w:r>
-    </w:p>
-    <w:p>
-      <w:pPr>
-        <w:spacing w:after="0"/>
-        <w:rPr>
-          <w:sz w:val="18"/>
-          <w:szCs w:val="18"/>
-        </w:rPr>
-      </w:pPr>
-      <w:r>
-        <w:rPr>
-          <w:b/>
-          <w:bCs/>
-          <w:sz w:val="18"/>
-          <w:szCs w:val="18"/>
-        </w:rPr>
-        <w:t>Ostrożny:</w:t>
-      </w:r>
-      <w:r>
-        <w:rPr>
-          <w:sz w:val="18"/>
-          <w:szCs w:val="18"/>
-        </w:rPr>
-        <w:t xml:space="preserve"> Jeżeli nie ma wrogów w zasięgu 12” od oddziału modelu, +1 do rzutów na trafienie.</w:t>
-      </w:r>
-    </w:p>
-    <w:p>
-      <w:pPr>
-        <w:spacing w:after="0"/>
-        <w:rPr>
-          <w:sz w:val="18"/>
-          <w:szCs w:val="18"/>
-        </w:rPr>
-      </w:pPr>
-      <w:r>
-        <w:rPr>
-          <w:b/>
-          <w:bCs/>
-          <w:sz w:val="18"/>
-          <w:szCs w:val="18"/>
-        </w:rPr>
-        <w:t>Kontra:</w:t>
+        <w:t>gdy jest dalej niż</w:t>
       </w:r>
       <w:r>
         <w:rPr>
@@ -3008,67 +3244,46 @@
           <w:sz w:val="18"/>
           <w:szCs w:val="18"/>
         </w:rPr>
-        <w:t>M</w:t>
-      </w:r>
-      <w:r>
-        <w:rPr>
-          <w:sz w:val="18"/>
-          <w:szCs w:val="18"/>
-        </w:rPr>
-        <w:t xml:space="preserve">oże wykonać kontratak przed </w:t>
-      </w:r>
-      <w:r>
-        <w:rPr>
-          <w:sz w:val="18"/>
-          <w:szCs w:val="18"/>
-        </w:rPr>
-        <w:t xml:space="preserve">atakami </w:t>
-      </w:r>
-      <w:r>
-        <w:rPr>
-          <w:sz w:val="18"/>
-          <w:szCs w:val="18"/>
-        </w:rPr>
-        <w:t>szarżują</w:t>
-      </w:r>
-      <w:r>
-        <w:rPr>
-          <w:sz w:val="18"/>
-          <w:szCs w:val="18"/>
-        </w:rPr>
-        <w:t xml:space="preserve">cego </w:t>
-      </w:r>
-      <w:r>
-        <w:rPr>
-          <w:sz w:val="18"/>
-          <w:szCs w:val="18"/>
-        </w:rPr>
-        <w:t>oddziału</w:t>
-      </w:r>
-      <w:r>
-        <w:rPr>
-          <w:sz w:val="18"/>
-          <w:szCs w:val="18"/>
-        </w:rPr>
-        <w:t>, a ten ignoruje swoją zdolność Impet.</w:t>
-      </w:r>
-    </w:p>
-    <w:p>
-      <w:pPr>
-        <w:spacing w:after="0"/>
-        <w:rPr>
-          <w:sz w:val="18"/>
-          <w:szCs w:val="18"/>
-        </w:rPr>
-      </w:pPr>
-      <w:r>
-        <w:rPr>
-          <w:b/>
-          <w:bCs/>
-          <w:sz w:val="18"/>
-          <w:szCs w:val="18"/>
-        </w:rPr>
-        <w:t>Regeneracja:</w:t>
+        <w:t>3</w:t>
+      </w:r>
+      <w:r>
+        <w:rPr>
+          <w:sz w:val="18"/>
+          <w:szCs w:val="18"/>
+        </w:rPr>
+        <w:t>"</w:t>
+      </w:r>
+      <w:r>
+        <w:rPr>
+          <w:sz w:val="18"/>
+          <w:szCs w:val="18"/>
+        </w:rPr>
+        <w:t xml:space="preserve"> od wrogów</w:t>
+      </w:r>
+      <w:r>
+        <w:rPr>
+          <w:sz w:val="18"/>
+          <w:szCs w:val="18"/>
+        </w:rPr>
+        <w:t>.</w:t>
+      </w:r>
+    </w:p>
+    <w:p>
+      <w:pPr>
+        <w:spacing w:after="0"/>
+        <w:rPr>
+          <w:sz w:val="18"/>
+          <w:szCs w:val="18"/>
+        </w:rPr>
+      </w:pPr>
+      <w:r>
+        <w:rPr>
+          <w:b/>
+          <w:bCs/>
+          <w:sz w:val="18"/>
+          <w:szCs w:val="18"/>
+        </w:rPr>
+        <w:t>Tarcza:</w:t>
       </w:r>
       <w:r>
         <w:rPr>
@@ -3082,92 +3297,32 @@
           <w:sz w:val="18"/>
           <w:szCs w:val="18"/>
         </w:rPr>
-        <w:t>Na koniec każdej aktywacji</w:t>
-      </w:r>
-      <w:r>
-        <w:rPr>
-          <w:sz w:val="18"/>
-          <w:szCs w:val="18"/>
-        </w:rPr>
-        <w:t xml:space="preserve"> odzyskujesz K3 ran</w:t>
-      </w:r>
-      <w:r>
-        <w:rPr>
-          <w:sz w:val="18"/>
-          <w:szCs w:val="18"/>
-        </w:rPr>
-        <w:t>y</w:t>
-      </w:r>
-      <w:r>
-        <w:rPr>
-          <w:sz w:val="18"/>
-          <w:szCs w:val="18"/>
-        </w:rPr>
-        <w:t>, ale nie więcej niż liczba straconych w tej aktywacji.</w:t>
-      </w:r>
-    </w:p>
-    <w:p>
-      <w:pPr>
-        <w:spacing w:after="0"/>
-        <w:rPr>
-          <w:sz w:val="18"/>
-          <w:szCs w:val="18"/>
-        </w:rPr>
-      </w:pPr>
-      <w:r>
-        <w:rPr>
-          <w:b/>
-          <w:bCs/>
-          <w:sz w:val="18"/>
-          <w:szCs w:val="18"/>
-        </w:rPr>
-        <w:t>Niewrażliwy:</w:t>
-      </w:r>
-      <w:r>
-        <w:rPr>
-          <w:sz w:val="18"/>
-          <w:szCs w:val="18"/>
-        </w:rPr>
-        <w:t xml:space="preserve"> Podczas testów obrony naturalna 5 daje automatyczny sukces.</w:t>
-      </w:r>
-    </w:p>
-    <w:p>
-      <w:pPr>
-        <w:spacing w:after="0"/>
-        <w:rPr>
-          <w:sz w:val="18"/>
-          <w:szCs w:val="18"/>
-        </w:rPr>
-      </w:pPr>
-      <w:r>
-        <w:rPr>
-          <w:b/>
-          <w:bCs/>
-          <w:sz w:val="18"/>
-          <w:szCs w:val="18"/>
-        </w:rPr>
-        <w:t>Maskowanie:</w:t>
-      </w:r>
-      <w:r>
-        <w:rPr>
-          <w:sz w:val="18"/>
-          <w:szCs w:val="18"/>
-        </w:rPr>
-        <w:t xml:space="preserve"> Ma osłonę</w:t>
-      </w:r>
-      <w:r>
-        <w:rPr>
-          <w:sz w:val="18"/>
-          <w:szCs w:val="18"/>
-        </w:rPr>
-        <w:t xml:space="preserve">, </w:t>
-      </w:r>
-      <w:r>
-        <w:rPr>
-          <w:sz w:val="18"/>
-          <w:szCs w:val="18"/>
-        </w:rPr>
-        <w:t>gdy jest dalej niż</w:t>
+        <w:t xml:space="preserve">+1 do </w:t>
+      </w:r>
+      <w:r>
+        <w:rPr>
+          <w:sz w:val="18"/>
+          <w:szCs w:val="18"/>
+        </w:rPr>
+        <w:t>testów obrony, gdy nie jest przyszpilony.</w:t>
+      </w:r>
+    </w:p>
+    <w:p>
+      <w:pPr>
+        <w:spacing w:after="0"/>
+        <w:rPr>
+          <w:sz w:val="18"/>
+          <w:szCs w:val="18"/>
+        </w:rPr>
+      </w:pPr>
+      <w:r>
+        <w:rPr>
+          <w:b/>
+          <w:bCs/>
+          <w:sz w:val="18"/>
+          <w:szCs w:val="18"/>
+        </w:rPr>
+        <w:t>Okopany:</w:t>
       </w:r>
       <w:r>
         <w:rPr>
@@ -3181,46 +3336,50 @@
           <w:sz w:val="18"/>
           <w:szCs w:val="18"/>
         </w:rPr>
-        <w:t>3</w:t>
-      </w:r>
-      <w:r>
-        <w:rPr>
-          <w:sz w:val="18"/>
-          <w:szCs w:val="18"/>
-        </w:rPr>
-        <w:t>"</w:t>
-      </w:r>
-      <w:r>
-        <w:rPr>
-          <w:sz w:val="18"/>
-          <w:szCs w:val="18"/>
-        </w:rPr>
-        <w:t xml:space="preserve"> od wrogów</w:t>
-      </w:r>
-      <w:r>
-        <w:rPr>
-          <w:sz w:val="18"/>
-          <w:szCs w:val="18"/>
-        </w:rPr>
-        <w:t>.</w:t>
-      </w:r>
-    </w:p>
-    <w:p>
-      <w:pPr>
-        <w:spacing w:after="0"/>
-        <w:rPr>
-          <w:sz w:val="18"/>
-          <w:szCs w:val="18"/>
-        </w:rPr>
-      </w:pPr>
-      <w:r>
-        <w:rPr>
-          <w:b/>
-          <w:bCs/>
-          <w:sz w:val="18"/>
-          <w:szCs w:val="18"/>
-        </w:rPr>
-        <w:t>Tarcza:</w:t>
+        <w:t>+1 do testów obrony, gdy ma osłonę</w:t>
+      </w:r>
+      <w:r>
+        <w:rPr>
+          <w:sz w:val="18"/>
+          <w:szCs w:val="18"/>
+        </w:rPr>
+        <w:t xml:space="preserve"> z terenu.</w:t>
+      </w:r>
+    </w:p>
+    <w:p>
+      <w:pPr>
+        <w:spacing w:after="0"/>
+        <w:rPr>
+          <w:sz w:val="18"/>
+          <w:szCs w:val="18"/>
+        </w:rPr>
+      </w:pPr>
+      <w:r>
+        <w:rPr>
+          <w:b/>
+          <w:bCs/>
+          <w:sz w:val="18"/>
+          <w:szCs w:val="18"/>
+        </w:rPr>
+        <w:t>Transpor</w:t>
+      </w:r>
+      <w:r>
+        <w:rPr>
+          <w:b/>
+          <w:bCs/>
+          <w:sz w:val="18"/>
+          <w:szCs w:val="18"/>
+        </w:rPr>
+        <w:t>t</w:t>
+      </w:r>
+      <w:r>
+        <w:rPr>
+          <w:b/>
+          <w:bCs/>
+          <w:sz w:val="18"/>
+          <w:szCs w:val="18"/>
+        </w:rPr>
+        <w:t>(X):</w:t>
       </w:r>
       <w:r>
         <w:rPr>
@@ -3234,102 +3393,6 @@
           <w:sz w:val="18"/>
           <w:szCs w:val="18"/>
         </w:rPr>
-        <w:t xml:space="preserve">+1 do </w:t>
-      </w:r>
-      <w:r>
-        <w:rPr>
-          <w:sz w:val="18"/>
-          <w:szCs w:val="18"/>
-        </w:rPr>
-        <w:t>testów obrony, gdy nie jest przyszpilony.</w:t>
-      </w:r>
-    </w:p>
-    <w:p>
-      <w:pPr>
-        <w:spacing w:after="0"/>
-        <w:rPr>
-          <w:sz w:val="18"/>
-          <w:szCs w:val="18"/>
-        </w:rPr>
-      </w:pPr>
-      <w:r>
-        <w:rPr>
-          <w:b/>
-          <w:bCs/>
-          <w:sz w:val="18"/>
-          <w:szCs w:val="18"/>
-        </w:rPr>
-        <w:t>Okopany:</w:t>
-      </w:r>
-      <w:r>
-        <w:rPr>
-          <w:sz w:val="18"/>
-          <w:szCs w:val="18"/>
-        </w:rPr>
-        <w:t xml:space="preserve"> </w:t>
-      </w:r>
-      <w:r>
-        <w:rPr>
-          <w:sz w:val="18"/>
-          <w:szCs w:val="18"/>
-        </w:rPr>
-        <w:t>+1 do testów obrony, gdy ma osłonę</w:t>
-      </w:r>
-      <w:r>
-        <w:rPr>
-          <w:sz w:val="18"/>
-          <w:szCs w:val="18"/>
-        </w:rPr>
-        <w:t xml:space="preserve"> z terenu.</w:t>
-      </w:r>
-    </w:p>
-    <w:p>
-      <w:pPr>
-        <w:spacing w:after="0"/>
-        <w:rPr>
-          <w:sz w:val="18"/>
-          <w:szCs w:val="18"/>
-        </w:rPr>
-      </w:pPr>
-      <w:r>
-        <w:rPr>
-          <w:b/>
-          <w:bCs/>
-          <w:sz w:val="18"/>
-          <w:szCs w:val="18"/>
-        </w:rPr>
-        <w:t>Transpor</w:t>
-      </w:r>
-      <w:r>
-        <w:rPr>
-          <w:b/>
-          <w:bCs/>
-          <w:sz w:val="18"/>
-          <w:szCs w:val="18"/>
-        </w:rPr>
-        <w:t>t</w:t>
-      </w:r>
-      <w:r>
-        <w:rPr>
-          <w:b/>
-          <w:bCs/>
-          <w:sz w:val="18"/>
-          <w:szCs w:val="18"/>
-        </w:rPr>
-        <w:t>(X):</w:t>
-      </w:r>
-      <w:r>
-        <w:rPr>
-          <w:sz w:val="18"/>
-          <w:szCs w:val="18"/>
-        </w:rPr>
-        <w:t xml:space="preserve"> </w:t>
-      </w:r>
-      <w:r>
-        <w:rPr>
-          <w:sz w:val="18"/>
-          <w:szCs w:val="18"/>
-        </w:rPr>
         <w:t>Odziały o maksymalnej sumarycznej wytrzymałości X mogą być do niego przypisane. Mogą być w nich modele o wytrzymałości do 3. Gdy aktywujesz taki odział, możesz zamiast ruchu rozstawić go tak, aby każdy jego model był do 3” od transportera. Przestaje być przypisany i może wykonać akcję</w:t>
       </w:r>
       <w:r>
@@ -3372,14 +3435,14 @@
           <w:sz w:val="18"/>
           <w:szCs w:val="18"/>
         </w:rPr>
-        <w:t xml:space="preserve">. Jeżeli transporter zostanie zniszczony, przed jego zdjęciem każdy odział do niego przypisany zostaje rozstawiony jak wyżej, zostaje przyszpilony i wykonuje test jakości. W przypadku porażki zostaje wyczerpany </w:t>
-      </w:r>
-      <w:r>
-        <w:rPr>
-          <w:sz w:val="18"/>
-          <w:szCs w:val="18"/>
-        </w:rPr>
-        <w:t>i wykonuje test trudnego terenu. Odział który spełnia warunki rozstawienia z transportera, jako akcję możesz zostać zdjęty z planszy i do niego przypisany.</w:t>
+        <w:t xml:space="preserve">. Jeżeli transporter zostanie zniszczony, przed jego zdjęciem każdy odział do niego przypisany zostaje rozstawiony jak wyżej, zostaje przyszpilony i </w:t>
+      </w:r>
+      <w:r>
+        <w:rPr>
+          <w:sz w:val="18"/>
+          <w:szCs w:val="18"/>
+        </w:rPr>
+        <w:t>wykonuje test jakości. W przypadku porażki zostaje wyczerpany i wykonuje test trudnego terenu. Odział który spełnia warunki rozstawienia z transportera, jako akcję możesz zostać zdjęty z planszy i do niego przypisany.</w:t>
       </w:r>
     </w:p>
     <w:p>
@@ -3739,16 +3802,7 @@
           <w:sz w:val="18"/>
           <w:szCs w:val="18"/>
         </w:rPr>
-        <w:t>Męczennik</w:t>
-      </w:r>
-      <w:r>
-        <w:rPr>
-          <w:b/>
-          <w:bCs/>
-          <w:sz w:val="18"/>
-          <w:szCs w:val="18"/>
-        </w:rPr>
-        <w:t>:</w:t>
+        <w:t>Męczennik:</w:t>
       </w:r>
       <w:r>
         <w:rPr>
@@ -5367,25 +5421,14 @@
           <w:szCs w:val="18"/>
         </w:rPr>
       </w:pPr>
-      <w:proofErr w:type="spellStart"/>
-      <w:r>
-        <w:rPr>
-          <w:b/>
-          <w:bCs/>
-          <w:sz w:val="18"/>
-          <w:szCs w:val="18"/>
-        </w:rPr>
-        <w:t>Waagh</w:t>
-      </w:r>
-      <w:proofErr w:type="spellEnd"/>
-      <w:r>
-        <w:rPr>
-          <w:b/>
-          <w:bCs/>
-          <w:sz w:val="18"/>
-          <w:szCs w:val="18"/>
-        </w:rPr>
-        <w:t>!:</w:t>
+      <w:r>
+        <w:rPr>
+          <w:b/>
+          <w:bCs/>
+          <w:sz w:val="18"/>
+          <w:szCs w:val="18"/>
+        </w:rPr>
+        <w:t>Waagh!:</w:t>
       </w:r>
       <w:r>
         <w:rPr>
@@ -7311,21 +7354,12 @@
                 <w:szCs w:val="18"/>
               </w:rPr>
             </w:pPr>
-            <w:proofErr w:type="spellStart"/>
-            <w:r>
-              <w:rPr>
-                <w:sz w:val="18"/>
-                <w:szCs w:val="18"/>
-              </w:rPr>
-              <w:t>Waagh</w:t>
-            </w:r>
-            <w:proofErr w:type="spellEnd"/>
-            <w:r>
-              <w:rPr>
-                <w:sz w:val="18"/>
-                <w:szCs w:val="18"/>
-              </w:rPr>
-              <w:t xml:space="preserve"> (-)</w:t>
+            <w:r>
+              <w:rPr>
+                <w:sz w:val="18"/>
+                <w:szCs w:val="18"/>
+              </w:rPr>
+              <w:t>Waagh (-)</w:t>
             </w:r>
           </w:p>
         </w:tc>
@@ -8006,17 +8040,8 @@
                 <w:sz w:val="18"/>
                 <w:szCs w:val="18"/>
               </w:rPr>
-              <w:t xml:space="preserve">Chimera, </w:t>
-            </w:r>
-            <w:proofErr w:type="spellStart"/>
-            <w:r>
-              <w:rPr>
-                <w:sz w:val="18"/>
-                <w:szCs w:val="18"/>
-              </w:rPr>
-              <w:t>Sentinel</w:t>
-            </w:r>
-            <w:proofErr w:type="spellEnd"/>
+              <w:t>Chimera, Sentinel</w:t>
+            </w:r>
           </w:p>
         </w:tc>
       </w:tr>
@@ -8077,17 +8102,8 @@
                 <w:sz w:val="18"/>
                 <w:szCs w:val="18"/>
               </w:rPr>
-              <w:t xml:space="preserve">Drednot, Leman </w:t>
-            </w:r>
-            <w:proofErr w:type="spellStart"/>
-            <w:r>
-              <w:rPr>
-                <w:sz w:val="18"/>
-                <w:szCs w:val="18"/>
-              </w:rPr>
-              <w:t>Russ</w:t>
-            </w:r>
-            <w:proofErr w:type="spellEnd"/>
+              <w:t>Drednot, Leman Russ</w:t>
+            </w:r>
           </w:p>
         </w:tc>
       </w:tr>
@@ -8953,7 +8969,7 @@
                 <w:sz w:val="18"/>
                 <w:szCs w:val="18"/>
               </w:rPr>
-              <w:t>Samolot</w:t>
+              <w:t>Furia</w:t>
             </w:r>
           </w:p>
         </w:tc>
@@ -8973,7 +8989,7 @@
                 <w:sz w:val="18"/>
                 <w:szCs w:val="18"/>
               </w:rPr>
-              <w:t>3</w:t>
+              <w:t>Parz broń</w:t>
             </w:r>
           </w:p>
         </w:tc>
@@ -8993,7 +9009,7 @@
                 <w:sz w:val="18"/>
                 <w:szCs w:val="18"/>
               </w:rPr>
-              <w:t>-</w:t>
+              <w:t>24</w:t>
             </w:r>
           </w:p>
         </w:tc>
@@ -9013,7 +9029,7 @@
                 <w:sz w:val="18"/>
                 <w:szCs w:val="18"/>
               </w:rPr>
-              <w:t>-</w:t>
+              <w:t>30</w:t>
             </w:r>
           </w:p>
         </w:tc>
@@ -9035,7 +9051,7 @@
                 <w:sz w:val="18"/>
                 <w:szCs w:val="18"/>
               </w:rPr>
-              <w:t>Furia</w:t>
+              <w:t>Przygotowanie</w:t>
             </w:r>
           </w:p>
         </w:tc>
@@ -9075,7 +9091,7 @@
                 <w:sz w:val="18"/>
                 <w:szCs w:val="18"/>
               </w:rPr>
-              <w:t>24</w:t>
+              <w:t>28</w:t>
             </w:r>
           </w:p>
         </w:tc>
@@ -9095,7 +9111,7 @@
                 <w:sz w:val="18"/>
                 <w:szCs w:val="18"/>
               </w:rPr>
-              <w:t>30</w:t>
+              <w:t>35</w:t>
             </w:r>
           </w:p>
         </w:tc>
@@ -9117,7 +9133,7 @@
                 <w:sz w:val="18"/>
                 <w:szCs w:val="18"/>
               </w:rPr>
-              <w:t>Przygotowanie</w:t>
+              <w:t>Dobrze/źle strzela</w:t>
             </w:r>
           </w:p>
         </w:tc>
@@ -9157,7 +9173,7 @@
                 <w:sz w:val="18"/>
                 <w:szCs w:val="18"/>
               </w:rPr>
-              <w:t>28</w:t>
+              <w:t>-</w:t>
             </w:r>
           </w:p>
         </w:tc>
@@ -9177,7 +9193,7 @@
                 <w:sz w:val="18"/>
                 <w:szCs w:val="18"/>
               </w:rPr>
-              <w:t>35</w:t>
+              <w:t>-</w:t>
             </w:r>
           </w:p>
         </w:tc>
@@ -9199,7 +9215,7 @@
                 <w:sz w:val="18"/>
                 <w:szCs w:val="18"/>
               </w:rPr>
-              <w:t>Dobrze/źle strzela</w:t>
+              <w:t>Kontra</w:t>
             </w:r>
           </w:p>
         </w:tc>
@@ -9219,7 +9235,7 @@
                 <w:sz w:val="18"/>
                 <w:szCs w:val="18"/>
               </w:rPr>
-              <w:t>Parz broń</w:t>
+              <w:t>2</w:t>
             </w:r>
           </w:p>
         </w:tc>
@@ -9239,7 +9255,7 @@
                 <w:sz w:val="18"/>
                 <w:szCs w:val="18"/>
               </w:rPr>
-              <w:t>-</w:t>
+              <w:t>16</w:t>
             </w:r>
           </w:p>
         </w:tc>
@@ -9259,7 +9275,7 @@
                 <w:sz w:val="18"/>
                 <w:szCs w:val="18"/>
               </w:rPr>
-              <w:t>-</w:t>
+              <w:t>20</w:t>
             </w:r>
           </w:p>
         </w:tc>
@@ -9281,7 +9297,7 @@
                 <w:sz w:val="18"/>
                 <w:szCs w:val="18"/>
               </w:rPr>
-              <w:t>Kontra</w:t>
+              <w:t>Delikatny</w:t>
             </w:r>
           </w:p>
         </w:tc>
@@ -9301,7 +9317,7 @@
                 <w:sz w:val="18"/>
                 <w:szCs w:val="18"/>
               </w:rPr>
-              <w:t>2</w:t>
+              <w:t>Patrz obrona</w:t>
             </w:r>
           </w:p>
         </w:tc>
@@ -9321,7 +9337,7 @@
                 <w:sz w:val="18"/>
                 <w:szCs w:val="18"/>
               </w:rPr>
-              <w:t>16</w:t>
+              <w:t>4</w:t>
             </w:r>
           </w:p>
         </w:tc>
@@ -9341,7 +9357,7 @@
                 <w:sz w:val="18"/>
                 <w:szCs w:val="18"/>
               </w:rPr>
-              <w:t>20</w:t>
+              <w:t>5</w:t>
             </w:r>
           </w:p>
         </w:tc>
@@ -9363,7 +9379,7 @@
                 <w:sz w:val="18"/>
                 <w:szCs w:val="18"/>
               </w:rPr>
-              <w:t>Delikatny</w:t>
+              <w:t>Niewrażliwy</w:t>
             </w:r>
           </w:p>
         </w:tc>
@@ -9403,7 +9419,7 @@
                 <w:sz w:val="18"/>
                 <w:szCs w:val="18"/>
               </w:rPr>
-              <w:t>4</w:t>
+              <w:t>12</w:t>
             </w:r>
           </w:p>
         </w:tc>
@@ -9423,7 +9439,7 @@
                 <w:sz w:val="18"/>
                 <w:szCs w:val="18"/>
               </w:rPr>
-              <w:t>5</w:t>
+              <w:t>15</w:t>
             </w:r>
           </w:p>
         </w:tc>
@@ -9445,7 +9461,7 @@
                 <w:sz w:val="18"/>
                 <w:szCs w:val="18"/>
               </w:rPr>
-              <w:t>Niewrażliwy</w:t>
+              <w:t>Regeneracja</w:t>
             </w:r>
           </w:p>
         </w:tc>
@@ -9465,7 +9481,7 @@
                 <w:sz w:val="18"/>
                 <w:szCs w:val="18"/>
               </w:rPr>
-              <w:t>Patrz obrona</w:t>
+              <w:t>4</w:t>
             </w:r>
           </w:p>
         </w:tc>
@@ -9485,7 +9501,7 @@
                 <w:sz w:val="18"/>
                 <w:szCs w:val="18"/>
               </w:rPr>
-              <w:t>12</w:t>
+              <w:t>32</w:t>
             </w:r>
           </w:p>
         </w:tc>
@@ -9505,7 +9521,7 @@
                 <w:sz w:val="18"/>
                 <w:szCs w:val="18"/>
               </w:rPr>
-              <w:t>15</w:t>
+              <w:t>40</w:t>
             </w:r>
           </w:p>
         </w:tc>
@@ -9527,7 +9543,7 @@
                 <w:sz w:val="18"/>
                 <w:szCs w:val="18"/>
               </w:rPr>
-              <w:t>Regeneracja</w:t>
+              <w:t>Maskowanie</w:t>
             </w:r>
           </w:p>
         </w:tc>
@@ -9547,7 +9563,7 @@
                 <w:sz w:val="18"/>
                 <w:szCs w:val="18"/>
               </w:rPr>
-              <w:t>4</w:t>
+              <w:t>2</w:t>
             </w:r>
           </w:p>
         </w:tc>
@@ -9567,7 +9583,7 @@
                 <w:sz w:val="18"/>
                 <w:szCs w:val="18"/>
               </w:rPr>
-              <w:t>32</w:t>
+              <w:t>16</w:t>
             </w:r>
           </w:p>
         </w:tc>
@@ -9587,7 +9603,7 @@
                 <w:sz w:val="18"/>
                 <w:szCs w:val="18"/>
               </w:rPr>
-              <w:t>40</w:t>
+              <w:t>20</w:t>
             </w:r>
           </w:p>
         </w:tc>
@@ -9609,7 +9625,7 @@
                 <w:sz w:val="18"/>
                 <w:szCs w:val="18"/>
               </w:rPr>
-              <w:t>Maskowanie</w:t>
+              <w:t>Okopany</w:t>
             </w:r>
           </w:p>
         </w:tc>
@@ -9629,7 +9645,7 @@
                 <w:sz w:val="18"/>
                 <w:szCs w:val="18"/>
               </w:rPr>
-              <w:t>2</w:t>
+              <w:t>1</w:t>
             </w:r>
           </w:p>
         </w:tc>
@@ -9649,7 +9665,7 @@
                 <w:sz w:val="18"/>
                 <w:szCs w:val="18"/>
               </w:rPr>
-              <w:t>16</w:t>
+              <w:t>8</w:t>
             </w:r>
           </w:p>
         </w:tc>
@@ -9669,7 +9685,7 @@
                 <w:sz w:val="18"/>
                 <w:szCs w:val="18"/>
               </w:rPr>
-              <w:t>20</w:t>
+              <w:t>10</w:t>
             </w:r>
           </w:p>
         </w:tc>
@@ -9691,7 +9707,7 @@
                 <w:sz w:val="18"/>
                 <w:szCs w:val="18"/>
               </w:rPr>
-              <w:t>Okopany</w:t>
+              <w:t>Tarcza</w:t>
             </w:r>
           </w:p>
         </w:tc>
@@ -9711,7 +9727,7 @@
                 <w:sz w:val="18"/>
                 <w:szCs w:val="18"/>
               </w:rPr>
-              <w:t>1</w:t>
+              <w:t>1.25</w:t>
             </w:r>
           </w:p>
         </w:tc>
@@ -9731,7 +9747,7 @@
                 <w:sz w:val="18"/>
                 <w:szCs w:val="18"/>
               </w:rPr>
-              <w:t>8</w:t>
+              <w:t>10</w:t>
             </w:r>
           </w:p>
         </w:tc>
@@ -9751,7 +9767,7 @@
                 <w:sz w:val="18"/>
                 <w:szCs w:val="18"/>
               </w:rPr>
-              <w:t>10</w:t>
+              <w:t>12,5</w:t>
             </w:r>
           </w:p>
         </w:tc>
@@ -9773,7 +9789,7 @@
                 <w:sz w:val="18"/>
                 <w:szCs w:val="18"/>
               </w:rPr>
-              <w:t>Tarcza</w:t>
+              <w:t>Nieustraszony</w:t>
             </w:r>
           </w:p>
         </w:tc>
@@ -9793,7 +9809,7 @@
                 <w:sz w:val="18"/>
                 <w:szCs w:val="18"/>
               </w:rPr>
-              <w:t>1.25</w:t>
+              <w:t>Patrz morale</w:t>
             </w:r>
           </w:p>
         </w:tc>
@@ -9813,7 +9829,7 @@
                 <w:sz w:val="18"/>
                 <w:szCs w:val="18"/>
               </w:rPr>
-              <w:t>10</w:t>
+              <w:t>12</w:t>
             </w:r>
           </w:p>
         </w:tc>
@@ -9833,7 +9849,7 @@
                 <w:sz w:val="18"/>
                 <w:szCs w:val="18"/>
               </w:rPr>
-              <w:t>12,5</w:t>
+              <w:t>15</w:t>
             </w:r>
           </w:p>
         </w:tc>
@@ -9855,7 +9871,7 @@
                 <w:sz w:val="18"/>
                 <w:szCs w:val="18"/>
               </w:rPr>
-              <w:t>Nieustraszony</w:t>
+              <w:t>Straceńcy</w:t>
             </w:r>
           </w:p>
         </w:tc>
@@ -9937,7 +9953,7 @@
                 <w:sz w:val="18"/>
                 <w:szCs w:val="18"/>
               </w:rPr>
-              <w:t>Straceńcy</w:t>
+              <w:t>Strażnik</w:t>
             </w:r>
           </w:p>
         </w:tc>
@@ -9957,7 +9973,7 @@
                 <w:sz w:val="18"/>
                 <w:szCs w:val="18"/>
               </w:rPr>
-              <w:t>Patrz morale</w:t>
+              <w:t>Parz broń</w:t>
             </w:r>
           </w:p>
         </w:tc>
@@ -9977,7 +9993,7 @@
                 <w:sz w:val="18"/>
                 <w:szCs w:val="18"/>
               </w:rPr>
-              <w:t>12</w:t>
+              <w:t>64</w:t>
             </w:r>
           </w:p>
         </w:tc>
@@ -9997,7 +10013,7 @@
                 <w:sz w:val="18"/>
                 <w:szCs w:val="18"/>
               </w:rPr>
-              <w:t>15</w:t>
+              <w:t>80</w:t>
             </w:r>
           </w:p>
         </w:tc>
@@ -10019,7 +10035,7 @@
                 <w:sz w:val="18"/>
                 <w:szCs w:val="18"/>
               </w:rPr>
-              <w:t>Strażnik</w:t>
+              <w:t>Instynkt</w:t>
             </w:r>
           </w:p>
         </w:tc>
@@ -10039,7 +10055,7 @@
                 <w:sz w:val="18"/>
                 <w:szCs w:val="18"/>
               </w:rPr>
-              <w:t>Parz broń</w:t>
+              <w:t>-1</w:t>
             </w:r>
           </w:p>
         </w:tc>
@@ -10059,7 +10075,7 @@
                 <w:sz w:val="18"/>
                 <w:szCs w:val="18"/>
               </w:rPr>
-              <w:t>64</w:t>
+              <w:t>8</w:t>
             </w:r>
           </w:p>
         </w:tc>
@@ -10079,7 +10095,7 @@
                 <w:sz w:val="18"/>
                 <w:szCs w:val="18"/>
               </w:rPr>
-              <w:t>80</w:t>
+              <w:t>10</w:t>
             </w:r>
           </w:p>
         </w:tc>
@@ -10101,7 +10117,7 @@
                 <w:sz w:val="18"/>
                 <w:szCs w:val="18"/>
               </w:rPr>
-              <w:t>Instynkt</w:t>
+              <w:t>Ucieczka</w:t>
             </w:r>
           </w:p>
         </w:tc>
@@ -10121,7 +10137,7 @@
                 <w:sz w:val="18"/>
                 <w:szCs w:val="18"/>
               </w:rPr>
-              <w:t>-1</w:t>
+              <w:t>Patrz morale</w:t>
             </w:r>
           </w:p>
         </w:tc>
@@ -10141,7 +10157,7 @@
                 <w:sz w:val="18"/>
                 <w:szCs w:val="18"/>
               </w:rPr>
-              <w:t>8</w:t>
+              <w:t>12</w:t>
             </w:r>
           </w:p>
         </w:tc>
@@ -10161,7 +10177,7 @@
                 <w:sz w:val="18"/>
                 <w:szCs w:val="18"/>
               </w:rPr>
-              <w:t>10</w:t>
+              <w:t>15</w:t>
             </w:r>
           </w:p>
         </w:tc>
@@ -10183,7 +10199,7 @@
                 <w:sz w:val="18"/>
                 <w:szCs w:val="18"/>
               </w:rPr>
-              <w:t>Ucieczka</w:t>
+              <w:t>Zdobywca</w:t>
             </w:r>
           </w:p>
         </w:tc>
@@ -10203,7 +10219,7 @@
                 <w:sz w:val="18"/>
                 <w:szCs w:val="18"/>
               </w:rPr>
-              <w:t>Patrz morale</w:t>
+              <w:t>3</w:t>
             </w:r>
           </w:p>
         </w:tc>
@@ -10223,7 +10239,7 @@
                 <w:sz w:val="18"/>
                 <w:szCs w:val="18"/>
               </w:rPr>
-              <w:t>12</w:t>
+              <w:t>24</w:t>
             </w:r>
           </w:p>
         </w:tc>
@@ -10243,7 +10259,7 @@
                 <w:sz w:val="18"/>
                 <w:szCs w:val="18"/>
               </w:rPr>
-              <w:t>15</w:t>
+              <w:t>-</w:t>
             </w:r>
           </w:p>
         </w:tc>
@@ -10265,7 +10281,7 @@
                 <w:sz w:val="18"/>
                 <w:szCs w:val="18"/>
               </w:rPr>
-              <w:t>Zdobywca</w:t>
+              <w:t>Cierpliwy</w:t>
             </w:r>
           </w:p>
         </w:tc>
@@ -10285,7 +10301,7 @@
                 <w:sz w:val="18"/>
                 <w:szCs w:val="18"/>
               </w:rPr>
-              <w:t>3</w:t>
+              <w:t>1</w:t>
             </w:r>
           </w:p>
         </w:tc>
@@ -10305,7 +10321,7 @@
                 <w:sz w:val="18"/>
                 <w:szCs w:val="18"/>
               </w:rPr>
-              <w:t>24</w:t>
+              <w:t>8</w:t>
             </w:r>
           </w:p>
         </w:tc>
@@ -10325,7 +10341,7 @@
                 <w:sz w:val="18"/>
                 <w:szCs w:val="18"/>
               </w:rPr>
-              <w:t>-</w:t>
+              <w:t>10</w:t>
             </w:r>
           </w:p>
         </w:tc>
@@ -10347,7 +10363,7 @@
                 <w:sz w:val="18"/>
                 <w:szCs w:val="18"/>
               </w:rPr>
-              <w:t>Cierpliwy</w:t>
+              <w:t>Dywersant</w:t>
             </w:r>
           </w:p>
         </w:tc>
@@ -10367,7 +10383,7 @@
                 <w:sz w:val="18"/>
                 <w:szCs w:val="18"/>
               </w:rPr>
-              <w:t>1</w:t>
+              <w:t>1,25</w:t>
             </w:r>
           </w:p>
         </w:tc>
@@ -10387,7 +10403,7 @@
                 <w:sz w:val="18"/>
                 <w:szCs w:val="18"/>
               </w:rPr>
-              <w:t>8</w:t>
+              <w:t>10</w:t>
             </w:r>
           </w:p>
         </w:tc>
@@ -10407,7 +10423,7 @@
                 <w:sz w:val="18"/>
                 <w:szCs w:val="18"/>
               </w:rPr>
-              <w:t>10</w:t>
+              <w:t>12,5</w:t>
             </w:r>
           </w:p>
         </w:tc>
@@ -10429,7 +10445,7 @@
                 <w:sz w:val="18"/>
                 <w:szCs w:val="18"/>
               </w:rPr>
-              <w:t>Dywersant</w:t>
+              <w:t>Rój</w:t>
             </w:r>
           </w:p>
         </w:tc>
@@ -10449,7 +10465,7 @@
                 <w:sz w:val="18"/>
                 <w:szCs w:val="18"/>
               </w:rPr>
-              <w:t>1,25</w:t>
+              <w:t>0,25</w:t>
             </w:r>
           </w:p>
         </w:tc>
@@ -10469,7 +10485,7 @@
                 <w:sz w:val="18"/>
                 <w:szCs w:val="18"/>
               </w:rPr>
-              <w:t>10</w:t>
+              <w:t>-</w:t>
             </w:r>
           </w:p>
         </w:tc>
@@ -10489,7 +10505,7 @@
                 <w:sz w:val="18"/>
                 <w:szCs w:val="18"/>
               </w:rPr>
-              <w:t>12,5</w:t>
+              <w:t>-</w:t>
             </w:r>
           </w:p>
         </w:tc>
@@ -10511,7 +10527,7 @@
                 <w:sz w:val="18"/>
                 <w:szCs w:val="18"/>
               </w:rPr>
-              <w:t>Rój</w:t>
+              <w:t>Ostrożny</w:t>
             </w:r>
           </w:p>
         </w:tc>
@@ -10531,7 +10547,7 @@
                 <w:sz w:val="18"/>
                 <w:szCs w:val="18"/>
               </w:rPr>
-              <w:t>0,25</w:t>
+              <w:t>Patrz broń</w:t>
             </w:r>
           </w:p>
         </w:tc>
@@ -10551,7 +10567,7 @@
                 <w:sz w:val="18"/>
                 <w:szCs w:val="18"/>
               </w:rPr>
-              <w:t>-</w:t>
+              <w:t>34</w:t>
             </w:r>
           </w:p>
         </w:tc>
@@ -10571,7 +10587,7 @@
                 <w:sz w:val="18"/>
                 <w:szCs w:val="18"/>
               </w:rPr>
-              <w:t>-</w:t>
+              <w:t>42,5</w:t>
             </w:r>
           </w:p>
         </w:tc>
@@ -10593,7 +10609,7 @@
                 <w:sz w:val="18"/>
                 <w:szCs w:val="18"/>
               </w:rPr>
-              <w:t>Ostrożny</w:t>
+              <w:t>Zwrot</w:t>
             </w:r>
           </w:p>
         </w:tc>
@@ -10613,7 +10629,14 @@
                 <w:sz w:val="18"/>
                 <w:szCs w:val="18"/>
               </w:rPr>
-              <w:t>Patrz broń</w:t>
+              <w:t>-</w:t>
+            </w:r>
+            <w:r>
+              <w:rPr>
+                <w:sz w:val="18"/>
+                <w:szCs w:val="18"/>
+              </w:rPr>
+              <w:t>1</w:t>
             </w:r>
           </w:p>
         </w:tc>
@@ -10633,7 +10656,7 @@
                 <w:sz w:val="18"/>
                 <w:szCs w:val="18"/>
               </w:rPr>
-              <w:t>34</w:t>
+              <w:t>-</w:t>
             </w:r>
           </w:p>
         </w:tc>
@@ -10653,7 +10676,7 @@
                 <w:sz w:val="18"/>
                 <w:szCs w:val="18"/>
               </w:rPr>
-              <w:t>42,5</w:t>
+              <w:t>-</w:t>
             </w:r>
           </w:p>
         </w:tc>
@@ -10675,88 +10698,6 @@
                 <w:sz w:val="18"/>
                 <w:szCs w:val="18"/>
               </w:rPr>
-              <w:t>Zwrot</w:t>
-            </w:r>
-          </w:p>
-        </w:tc>
-        <w:tc>
-          <w:tcPr>
-            <w:tcW w:w="1255" w:type="dxa"/>
-          </w:tcPr>
-          <w:p>
-            <w:pPr>
-              <w:rPr>
-                <w:sz w:val="18"/>
-                <w:szCs w:val="18"/>
-              </w:rPr>
-            </w:pPr>
-            <w:r>
-              <w:rPr>
-                <w:sz w:val="18"/>
-                <w:szCs w:val="18"/>
-              </w:rPr>
-              <w:t>-0,25</w:t>
-            </w:r>
-          </w:p>
-        </w:tc>
-        <w:tc>
-          <w:tcPr>
-            <w:tcW w:w="974" w:type="dxa"/>
-          </w:tcPr>
-          <w:p>
-            <w:pPr>
-              <w:rPr>
-                <w:sz w:val="18"/>
-                <w:szCs w:val="18"/>
-              </w:rPr>
-            </w:pPr>
-            <w:r>
-              <w:rPr>
-                <w:sz w:val="18"/>
-                <w:szCs w:val="18"/>
-              </w:rPr>
-              <w:t>-</w:t>
-            </w:r>
-          </w:p>
-        </w:tc>
-        <w:tc>
-          <w:tcPr>
-            <w:tcW w:w="1048" w:type="dxa"/>
-          </w:tcPr>
-          <w:p>
-            <w:pPr>
-              <w:rPr>
-                <w:sz w:val="18"/>
-                <w:szCs w:val="18"/>
-              </w:rPr>
-            </w:pPr>
-            <w:r>
-              <w:rPr>
-                <w:sz w:val="18"/>
-                <w:szCs w:val="18"/>
-              </w:rPr>
-              <w:t>-</w:t>
-            </w:r>
-          </w:p>
-        </w:tc>
-      </w:tr>
-      <w:tr>
-        <w:tc>
-          <w:tcPr>
-            <w:tcW w:w="1680" w:type="dxa"/>
-          </w:tcPr>
-          <w:p>
-            <w:pPr>
-              <w:rPr>
-                <w:sz w:val="18"/>
-                <w:szCs w:val="18"/>
-              </w:rPr>
-            </w:pPr>
-            <w:r>
-              <w:rPr>
-                <w:sz w:val="18"/>
-                <w:szCs w:val="18"/>
-              </w:rPr>
               <w:t>Niestrudzony</w:t>
             </w:r>
           </w:p>
@@ -10891,17 +10832,35 @@
         </w:rPr>
         <w:t>: 0, zdolności z kosztem za model liczysz raz.</w:t>
       </w:r>
-    </w:p>
-    <w:p>
-      <w:pPr>
-        <w:spacing w:after="0"/>
-        <w:rPr>
-          <w:b/>
-          <w:bCs/>
-          <w:sz w:val="18"/>
-          <w:szCs w:val="18"/>
-        </w:rPr>
-      </w:pPr>
+      <w:r>
+        <w:rPr>
+          <w:sz w:val="18"/>
+          <w:szCs w:val="18"/>
+        </w:rPr>
+        <w:br/>
+        <w:t>Samolot: 3</w:t>
+      </w:r>
+      <w:r>
+        <w:rPr>
+          <w:sz w:val="18"/>
+          <w:szCs w:val="18"/>
+        </w:rPr>
+        <w:t>*wytrzymałość</w:t>
+      </w:r>
+      <w:r>
+        <w:rPr>
+          <w:sz w:val="18"/>
+          <w:szCs w:val="18"/>
+        </w:rPr>
+        <w:t xml:space="preserve">, </w:t>
+      </w:r>
+      <w:r>
+        <w:rPr>
+          <w:sz w:val="18"/>
+          <w:szCs w:val="18"/>
+        </w:rPr>
+        <w:t>Przygotowanie i Niestrudzony są ignorowane</w:t>
+      </w:r>
     </w:p>
     <w:p>
       <w:pPr>
@@ -11874,14 +11833,7 @@
           <w:sz w:val="18"/>
           <w:szCs w:val="18"/>
         </w:rPr>
-        <w:t xml:space="preserve">+0,65 za </w:t>
-      </w:r>
-      <w:r>
-        <w:rPr>
-          <w:sz w:val="18"/>
-          <w:szCs w:val="18"/>
-        </w:rPr>
-        <w:t>Przygotowanie</w:t>
+        <w:t>+0,65 za Przygotowanie</w:t>
       </w:r>
       <w:r>
         <w:rPr>
@@ -11895,21 +11847,7 @@
           <w:sz w:val="18"/>
           <w:szCs w:val="18"/>
         </w:rPr>
-        <w:t xml:space="preserve"> jeżeli </w:t>
-      </w:r>
-      <w:r>
-        <w:rPr>
-          <w:sz w:val="18"/>
-          <w:szCs w:val="18"/>
-        </w:rPr>
-        <w:t>Przygotowanie</w:t>
-      </w:r>
-      <w:r>
-        <w:rPr>
-          <w:sz w:val="18"/>
-          <w:szCs w:val="18"/>
-        </w:rPr>
-        <w:t xml:space="preserve"> i Niestrudzony, </w:t>
+        <w:t xml:space="preserve"> jeżeli Przygotowanie i Niestrudzony, </w:t>
       </w:r>
       <w:r>
         <w:rPr>
@@ -12544,21 +12482,12 @@
                 <w:szCs w:val="18"/>
               </w:rPr>
             </w:pPr>
-            <w:proofErr w:type="spellStart"/>
-            <w:r>
-              <w:rPr>
-                <w:sz w:val="18"/>
-                <w:szCs w:val="18"/>
-              </w:rPr>
-              <w:t>Waagh</w:t>
-            </w:r>
-            <w:proofErr w:type="spellEnd"/>
-            <w:r>
-              <w:rPr>
-                <w:sz w:val="18"/>
-                <w:szCs w:val="18"/>
-              </w:rPr>
-              <w:t xml:space="preserve"> (-)</w:t>
+            <w:r>
+              <w:rPr>
+                <w:sz w:val="18"/>
+                <w:szCs w:val="18"/>
+              </w:rPr>
+              <w:t>Waagh (-)</w:t>
             </w:r>
           </w:p>
         </w:tc>
@@ -16461,6 +16390,17 @@
     <w:semiHidden/>
     <w:rsid w:val="00224EA8"/>
   </w:style>
+  <w:style w:type="paragraph" w:styleId="NormalnyWeb">
+    <w:name w:val="Normal (Web)"/>
+    <w:basedOn w:val="Normalny"/>
+    <w:uiPriority w:val="99"/>
+    <w:semiHidden/>
+    <w:unhideWhenUsed/>
+    <w:rsid w:val="00082F03"/>
+    <w:rPr>
+      <w:rFonts w:ascii="Times New Roman" w:hAnsi="Times New Roman" w:cs="Times New Roman"/>
+    </w:rPr>
+  </w:style>
 </w:styles>
 </file>
 

--- a/app/static/docs/Moje OPR.docx
+++ b/app/static/docs/Moje OPR.docx
@@ -12154,7 +12154,14 @@
                 <w:sz w:val="18"/>
                 <w:szCs w:val="18"/>
               </w:rPr>
-              <w:t>0,8</w:t>
+              <w:t>0,</w:t>
+            </w:r>
+            <w:r>
+              <w:rPr>
+                <w:sz w:val="18"/>
+                <w:szCs w:val="18"/>
+              </w:rPr>
+              <w:t>75</w:t>
             </w:r>
           </w:p>
         </w:tc>
@@ -15961,6 +15968,7 @@
   <w:style w:type="character" w:default="1" w:styleId="Domylnaczcionkaakapitu">
     <w:name w:val="Default Paragraph Font"/>
     <w:uiPriority w:val="1"/>
+    <w:semiHidden/>
     <w:unhideWhenUsed/>
   </w:style>
   <w:style w:type="table" w:default="1" w:styleId="Standardowy">
